--- a/lessons/8-5/downloads/8-5-notes-teacher.docx
+++ b/lessons/8-5/downloads/8-5-notes-teacher.docx
@@ -1330,6 +1330,160 @@
         </w:tc>
       </w:tr>
     </w:tbl>
+    <w:tbl>
+      <w:tblPr>
+        <w:tblW w:type="pct" w:w="100%"/>
+        <w:tblBorders>
+          <w:top w:val="none" w:color="FFFFFF" w:sz="0"/>
+          <w:left w:val="none" w:color="FFFFFF" w:sz="0"/>
+          <w:bottom w:val="single" w:color="C7D2DD" w:sz="4"/>
+          <w:right w:val="none" w:color="FFFFFF" w:sz="0"/>
+          <w:insideH w:val="none" w:color="FFFFFF" w:sz="0"/>
+          <w:insideV w:val="none" w:color="FFFFFF" w:sz="0"/>
+        </w:tblBorders>
+      </w:tblPr>
+      <w:tblGrid>
+        <w:gridCol w:w="1800"/>
+        <w:gridCol w:w="7560"/>
+      </w:tblGrid>
+      <w:tr>
+        <w:trPr>
+          <w:cantSplit/>
+        </w:trPr>
+        <w:tc>
+          <w:tcPr>
+            <w:tcW w:type="dxa" w:w="1800"/>
+            <w:tcMar>
+              <w:top w:type="dxa" w:w="100"/>
+              <w:left w:type="dxa" w:w="40"/>
+              <w:bottom w:type="dxa" w:w="100"/>
+              <w:right w:type="dxa" w:w="120"/>
+            </w:tcMar>
+            <w:vAlign w:val="center"/>
+          </w:tcPr>
+          <w:p>
+            <w:pPr>
+              <w:spacing w:after="0"/>
+              <w:jc w:val="center"/>
+            </w:pPr>
+            <w:r>
+              <w:drawing>
+                <wp:inline distT="0" distB="0" distL="0" distR="0">
+                  <wp:extent cx="1047750" cy="790575"/>
+                  <wp:effectExtent t="0" r="0" b="0" l="0"/>
+                  <wp:docPr id="1" name="" descr="" title=""/>
+                  <wp:cNvGraphicFramePr>
+                    <a:graphicFrameLocks xmlns:a="http://schemas.openxmlformats.org/drawingml/2006/main" noChangeAspect="1"/>
+                  </wp:cNvGraphicFramePr>
+                  <a:graphic xmlns:a="http://schemas.openxmlformats.org/drawingml/2006/main">
+                    <a:graphicData uri="http://schemas.openxmlformats.org/drawingml/2006/picture">
+                      <pic:pic xmlns:pic="http://schemas.openxmlformats.org/drawingml/2006/picture">
+                        <pic:nvPicPr>
+                          <pic:cNvPr id="0" name="" descr=""/>
+                          <pic:cNvPicPr>
+                            <a:picLocks noChangeAspect="1" noChangeArrowheads="1"/>
+                          </pic:cNvPicPr>
+                        </pic:nvPicPr>
+                        <pic:blipFill>
+                          <a:blip r:embed="rId14" cstate="none"/>
+                          <a:srcRect/>
+                          <a:stretch>
+                            <a:fillRect/>
+                          </a:stretch>
+                        </pic:blipFill>
+                        <pic:spPr bwMode="auto">
+                          <a:xfrm>
+                            <a:off x="0" y="0"/>
+                            <a:ext cx="1047750" cy="790575"/>
+                          </a:xfrm>
+                          <a:prstGeom prst="rect">
+                            <a:avLst/>
+                          </a:prstGeom>
+                        </pic:spPr>
+                      </pic:pic>
+                    </a:graphicData>
+                  </a:graphic>
+                </wp:inline>
+              </w:drawing>
+            </w:r>
+          </w:p>
+        </w:tc>
+        <w:tc>
+          <w:tcPr>
+            <w:tcW w:type="dxa" w:w="7560"/>
+            <w:tcMar>
+              <w:top w:type="dxa" w:w="100"/>
+              <w:left w:type="dxa" w:w="40"/>
+              <w:bottom w:type="dxa" w:w="100"/>
+              <w:right w:type="dxa" w:w="40"/>
+            </w:tcMar>
+            <w:vAlign w:val="center"/>
+          </w:tcPr>
+          <w:p>
+            <w:pPr>
+              <w:spacing w:after="50"/>
+            </w:pPr>
+            <w:r>
+              <w:rPr>
+                <w:b/>
+                <w:bCs/>
+                <w:color w:val="12355B"/>
+                <w:sz w:val="24"/>
+                <w:szCs w:val="24"/>
+              </w:rPr>
+              <w:t xml:space="preserve">True statement</w:t>
+            </w:r>
+            <w:r>
+              <w:rPr>
+                <w:i/>
+                <w:iCs/>
+                <w:color w:val="5F6F80"/>
+                <w:sz w:val="19"/>
+                <w:szCs w:val="19"/>
+              </w:rPr>
+              <w:t xml:space="preserve">   Enunciado verdadero</w:t>
+            </w:r>
+          </w:p>
+          <w:p>
+            <w:pPr>
+              <w:spacing w:after="40"/>
+            </w:pPr>
+            <w:r>
+              <w:rPr>
+                <w:sz w:val="21"/>
+                <w:szCs w:val="21"/>
+              </w:rPr>
+              <w:t xml:space="preserve">A sentence that the numbers make correct.</w:t>
+            </w:r>
+          </w:p>
+          <w:p>
+            <w:pPr>
+              <w:spacing w:after="0"/>
+            </w:pPr>
+            <w:r>
+              <w:rPr>
+                <w:b/>
+                <w:bCs/>
+                <w:color w:val="1FA6A2"/>
+                <w:sz w:val="18"/>
+                <w:szCs w:val="18"/>
+              </w:rPr>
+              <w:t xml:space="preserve">Example:  </w:t>
+            </w:r>
+            <w:r>
+              <w:rPr>
+                <w:i/>
+                <w:iCs/>
+                <w:color w:val="5F6F80"/>
+                <w:sz w:val="18"/>
+                <w:szCs w:val="18"/>
+              </w:rPr>
+              <w:t xml:space="preserve">9 &gt; 5 is true.</w:t>
+            </w:r>
+          </w:p>
+        </w:tc>
+      </w:tr>
+    </w:tbl>
     <w:p>
       <w:pPr>
         <w:pStyle w:val="Heading1"/>
@@ -1418,7 +1572,7 @@
                 <w:sz w:val="21"/>
                 <w:szCs w:val="21"/>
               </w:rPr>
-              <w:t xml:space="preserve">Graph Inequalities      •      Number line      •      Open circle      •      Closed circle      •      Solution set      •      Inequality      •      Boundary point</w:t>
+              <w:t xml:space="preserve">Graph Inequalities      •      Number line      •      Open circle      •      Closed circle      •      Solution set      •      Inequality      •      Boundary point      •      True statement</w:t>
             </w:r>
           </w:p>
         </w:tc>
@@ -1689,6 +1843,43 @@
           <w:szCs w:val="22"/>
         </w:rPr>
         <w:t xml:space="preserve">The number where the solution set begins on the number line is the </w:t>
+      </w:r>
+      <w:r>
+        <w:rPr>
+          <w:sz w:val="22"/>
+          <w:szCs w:val="22"/>
+        </w:rPr>
+        <w:t xml:space="preserve">________________</w:t>
+      </w:r>
+      <w:r>
+        <w:rPr>
+          <w:sz w:val="22"/>
+          <w:szCs w:val="22"/>
+        </w:rPr>
+        <w:t xml:space="preserve">.</w:t>
+      </w:r>
+    </w:p>
+    <w:p>
+      <w:pPr>
+        <w:keepLines/>
+        <w:spacing w:after="260" w:before="200"/>
+      </w:pPr>
+      <w:r>
+        <w:rPr>
+          <w:b/>
+          <w:bCs/>
+          <w:color w:val="12355B"/>
+          <w:sz w:val="22"/>
+          <w:szCs w:val="22"/>
+        </w:rPr>
+        <w:t xml:space="preserve">8.  </w:t>
+      </w:r>
+      <w:r>
+        <w:rPr>
+          <w:sz w:val="22"/>
+          <w:szCs w:val="22"/>
+        </w:rPr>
+        <w:t xml:space="preserve">When substituting a value makes the inequality correct, the result is a </w:t>
       </w:r>
       <w:r>
         <w:rPr>
@@ -4406,6 +4597,27 @@
           <w:szCs w:val="21"/>
         </w:rPr>
         <w:t xml:space="preserve">Boundary point</w:t>
+      </w:r>
+    </w:p>
+    <w:p>
+      <w:pPr>
+        <w:spacing w:after="80"/>
+      </w:pPr>
+      <w:r>
+        <w:rPr>
+          <w:b/>
+          <w:bCs/>
+          <w:sz w:val="21"/>
+          <w:szCs w:val="21"/>
+        </w:rPr>
+        <w:t xml:space="preserve">Notes 8:  </w:t>
+      </w:r>
+      <w:r>
+        <w:rPr>
+          <w:sz w:val="21"/>
+          <w:szCs w:val="21"/>
+        </w:rPr>
+        <w:t xml:space="preserve">True statement</w:t>
       </w:r>
     </w:p>
     <w:p>

--- a/lessons/8-5/downloads/8-5-notes-teacher.docx
+++ b/lessons/8-5/downloads/8-5-notes-teacher.docx
@@ -249,25 +249,141 @@
           <w:sz w:val="19"/>
           <w:szCs w:val="19"/>
         </w:rPr>
-        <w:t xml:space="preserve">Look at the picture, read the word, then read what it means.</w:t>
+        <w:t xml:space="preserve">Review each concept term, definition, non-example, and visual clue.</w:t>
       </w:r>
     </w:p>
     <w:tbl>
       <w:tblPr>
-        <w:tblW w:type="pct" w:w="100%"/>
+        <w:tblW w:type="dxa" w:w="9360"/>
         <w:tblBorders>
-          <w:top w:val="none" w:color="FFFFFF" w:sz="0"/>
-          <w:left w:val="none" w:color="FFFFFF" w:sz="0"/>
-          <w:bottom w:val="single" w:color="C7D2DD" w:sz="4"/>
-          <w:right w:val="none" w:color="FFFFFF" w:sz="0"/>
-          <w:insideH w:val="none" w:color="FFFFFF" w:sz="0"/>
-          <w:insideV w:val="none" w:color="FFFFFF" w:sz="0"/>
+          <w:top w:val="single" w:color="C7D2DD" w:sz="6"/>
+          <w:left w:val="single" w:color="C7D2DD" w:sz="6"/>
+          <w:bottom w:val="single" w:color="C7D2DD" w:sz="6"/>
+          <w:right w:val="single" w:color="C7D2DD" w:sz="6"/>
+          <w:insideH w:val="single" w:color="C7D2DD" w:sz="6"/>
+          <w:insideV w:val="single" w:color="C7D2DD" w:sz="6"/>
         </w:tblBorders>
       </w:tblPr>
       <w:tblGrid>
         <w:gridCol w:w="1800"/>
-        <w:gridCol w:w="7560"/>
+        <w:gridCol w:w="3160"/>
+        <w:gridCol w:w="2200"/>
+        <w:gridCol w:w="2200"/>
       </w:tblGrid>
+      <w:tr>
+        <w:trPr>
+          <w:cantSplit/>
+          <w:tblHeader/>
+        </w:trPr>
+        <w:tc>
+          <w:tcPr>
+            <w:tcW w:type="dxa" w:w="1800"/>
+            <w:shd w:fill="EEF4F8" w:color="auto" w:val="clear"/>
+            <w:tcMar>
+              <w:top w:type="dxa" w:w="80"/>
+              <w:left w:type="dxa" w:w="100"/>
+              <w:bottom w:type="dxa" w:w="80"/>
+              <w:right w:type="dxa" w:w="100"/>
+            </w:tcMar>
+          </w:tcPr>
+          <w:p>
+            <w:pPr>
+              <w:spacing w:after="0"/>
+            </w:pPr>
+            <w:r>
+              <w:rPr>
+                <w:b/>
+                <w:bCs/>
+                <w:color w:val="12355B"/>
+                <w:sz w:val="19"/>
+                <w:szCs w:val="19"/>
+              </w:rPr>
+              <w:t xml:space="preserve">Concept Term</w:t>
+            </w:r>
+          </w:p>
+        </w:tc>
+        <w:tc>
+          <w:tcPr>
+            <w:tcW w:type="dxa" w:w="3160"/>
+            <w:shd w:fill="EEF4F8" w:color="auto" w:val="clear"/>
+            <w:tcMar>
+              <w:top w:type="dxa" w:w="80"/>
+              <w:left w:type="dxa" w:w="100"/>
+              <w:bottom w:type="dxa" w:w="80"/>
+              <w:right w:type="dxa" w:w="100"/>
+            </w:tcMar>
+          </w:tcPr>
+          <w:p>
+            <w:pPr>
+              <w:spacing w:after="0"/>
+            </w:pPr>
+            <w:r>
+              <w:rPr>
+                <w:b/>
+                <w:bCs/>
+                <w:color w:val="12355B"/>
+                <w:sz w:val="19"/>
+                <w:szCs w:val="19"/>
+              </w:rPr>
+              <w:t xml:space="preserve">Student-Friendly Definition</w:t>
+            </w:r>
+          </w:p>
+        </w:tc>
+        <w:tc>
+          <w:tcPr>
+            <w:tcW w:type="dxa" w:w="2200"/>
+            <w:shd w:fill="EEF4F8" w:color="auto" w:val="clear"/>
+            <w:tcMar>
+              <w:top w:type="dxa" w:w="80"/>
+              <w:left w:type="dxa" w:w="100"/>
+              <w:bottom w:type="dxa" w:w="80"/>
+              <w:right w:type="dxa" w:w="100"/>
+            </w:tcMar>
+          </w:tcPr>
+          <w:p>
+            <w:pPr>
+              <w:spacing w:after="0"/>
+            </w:pPr>
+            <w:r>
+              <w:rPr>
+                <w:b/>
+                <w:bCs/>
+                <w:color w:val="12355B"/>
+                <w:sz w:val="19"/>
+                <w:szCs w:val="19"/>
+              </w:rPr>
+              <w:t xml:space="preserve">Non-Example</w:t>
+            </w:r>
+          </w:p>
+        </w:tc>
+        <w:tc>
+          <w:tcPr>
+            <w:tcW w:type="dxa" w:w="2200"/>
+            <w:shd w:fill="EEF4F8" w:color="auto" w:val="clear"/>
+            <w:tcMar>
+              <w:top w:type="dxa" w:w="80"/>
+              <w:left w:type="dxa" w:w="100"/>
+              <w:bottom w:type="dxa" w:w="80"/>
+              <w:right w:type="dxa" w:w="100"/>
+            </w:tcMar>
+          </w:tcPr>
+          <w:p>
+            <w:pPr>
+              <w:spacing w:after="0"/>
+            </w:pPr>
+            <w:r>
+              <w:rPr>
+                <w:b/>
+                <w:bCs/>
+                <w:color w:val="12355B"/>
+                <w:sz w:val="19"/>
+                <w:szCs w:val="19"/>
+              </w:rPr>
+              <w:t xml:space="preserve">Visual Clue</w:t>
+            </w:r>
+          </w:p>
+        </w:tc>
+      </w:tr>
       <w:tr>
         <w:trPr>
           <w:cantSplit/>
@@ -276,22 +392,126 @@
           <w:tcPr>
             <w:tcW w:type="dxa" w:w="1800"/>
             <w:tcMar>
-              <w:top w:type="dxa" w:w="100"/>
-              <w:left w:type="dxa" w:w="40"/>
-              <w:bottom w:type="dxa" w:w="100"/>
-              <w:right w:type="dxa" w:w="120"/>
+              <w:top w:type="dxa" w:w="80"/>
+              <w:left w:type="dxa" w:w="100"/>
+              <w:bottom w:type="dxa" w:w="80"/>
+              <w:right w:type="dxa" w:w="100"/>
             </w:tcMar>
-            <w:vAlign w:val="center"/>
+            <w:vAlign w:val="top"/>
           </w:tcPr>
           <w:p>
             <w:pPr>
+              <w:spacing w:after="30"/>
+            </w:pPr>
+            <w:r>
+              <w:rPr>
+                <w:b/>
+                <w:bCs/>
+                <w:color w:val="12355B"/>
+                <w:sz w:val="21"/>
+                <w:szCs w:val="21"/>
+              </w:rPr>
+              <w:t xml:space="preserve">Graph Inequalities</w:t>
+            </w:r>
+          </w:p>
+          <w:p>
+            <w:pPr>
               <w:spacing w:after="0"/>
+            </w:pPr>
+            <w:r>
+              <w:rPr>
+                <w:i/>
+                <w:iCs/>
+                <w:color w:val="5F6F80"/>
+                <w:sz w:val="18"/>
+                <w:szCs w:val="18"/>
+              </w:rPr>
+              <w:t xml:space="preserve">Representar desigualdades en una recta numérica</w:t>
+            </w:r>
+          </w:p>
+        </w:tc>
+        <w:tc>
+          <w:tcPr>
+            <w:tcW w:type="dxa" w:w="3160"/>
+            <w:tcMar>
+              <w:top w:type="dxa" w:w="80"/>
+              <w:left w:type="dxa" w:w="100"/>
+              <w:bottom w:type="dxa" w:w="80"/>
+              <w:right w:type="dxa" w:w="100"/>
+            </w:tcMar>
+            <w:vAlign w:val="top"/>
+          </w:tcPr>
+          <w:p>
+            <w:pPr>
+              <w:spacing w:after="0"/>
+            </w:pPr>
+            <w:r>
+              <w:rPr>
+                <w:sz w:val="20"/>
+                <w:szCs w:val="20"/>
+              </w:rPr>
+              <w:t xml:space="preserve">Show every solution to an inequality on a number line with a boundary point and an arrow.</w:t>
+            </w:r>
+          </w:p>
+        </w:tc>
+        <w:tc>
+          <w:tcPr>
+            <w:tcW w:type="dxa" w:w="2200"/>
+            <w:tcMar>
+              <w:top w:type="dxa" w:w="80"/>
+              <w:left w:type="dxa" w:w="100"/>
+              <w:bottom w:type="dxa" w:w="80"/>
+              <w:right w:type="dxa" w:w="100"/>
+            </w:tcMar>
+            <w:vAlign w:val="top"/>
+          </w:tcPr>
+          <w:p>
+            <w:pPr>
+              <w:spacing w:after="40"/>
+            </w:pPr>
+            <w:r>
+              <w:rPr>
+                <w:i/>
+                <w:iCs/>
+                <w:color w:val="5F6F80"/>
+                <w:sz w:val="19"/>
+                <w:szCs w:val="19"/>
+              </w:rPr>
+              <w:t xml:space="preserve">Not Graph Inequalities: write a counter-example that breaks the definition.</w:t>
+            </w:r>
+          </w:p>
+          <w:p>
+            <w:pPr>
+              <w:pBdr>
+                <w:bottom w:val="single" w:color="AFBECC" w:sz="6"/>
+              </w:pBdr>
+              <w:spacing w:after="30" w:before="150"/>
+            </w:pPr>
+            <w:r>
+              <w:t xml:space="preserve"/>
+            </w:r>
+          </w:p>
+        </w:tc>
+        <w:tc>
+          <w:tcPr>
+            <w:tcW w:type="dxa" w:w="2200"/>
+            <w:tcMar>
+              <w:top w:type="dxa" w:w="80"/>
+              <w:left w:type="dxa" w:w="100"/>
+              <w:bottom w:type="dxa" w:w="80"/>
+              <w:right w:type="dxa" w:w="100"/>
+            </w:tcMar>
+            <w:vAlign w:val="top"/>
+          </w:tcPr>
+          <w:p>
+            <w:pPr>
+              <w:spacing w:after="40"/>
               <w:jc w:val="center"/>
             </w:pPr>
             <w:r>
               <w:drawing>
                 <wp:inline distT="0" distB="0" distL="0" distR="0">
-                  <wp:extent cx="1047750" cy="790575"/>
+                  <wp:extent cx="876300" cy="657225"/>
                   <wp:effectExtent t="0" r="0" b="0" l="0"/>
                   <wp:docPr id="1" name="" descr="" title=""/>
                   <wp:cNvGraphicFramePr>
@@ -316,7 +536,7 @@
                         <pic:spPr bwMode="auto">
                           <a:xfrm>
                             <a:off x="0" y="0"/>
-                            <a:ext cx="1047750" cy="790575"/>
+                            <a:ext cx="876300" cy="657225"/>
                           </a:xfrm>
                           <a:prstGeom prst="rect">
                             <a:avLst/>
@@ -329,69 +549,10 @@
               </w:drawing>
             </w:r>
           </w:p>
-        </w:tc>
-        <w:tc>
-          <w:tcPr>
-            <w:tcW w:type="dxa" w:w="7560"/>
-            <w:tcMar>
-              <w:top w:type="dxa" w:w="100"/>
-              <w:left w:type="dxa" w:w="40"/>
-              <w:bottom w:type="dxa" w:w="100"/>
-              <w:right w:type="dxa" w:w="40"/>
-            </w:tcMar>
-            <w:vAlign w:val="center"/>
-          </w:tcPr>
-          <w:p>
-            <w:pPr>
-              <w:spacing w:after="50"/>
-            </w:pPr>
-            <w:r>
-              <w:rPr>
-                <w:b/>
-                <w:bCs/>
-                <w:color w:val="12355B"/>
-                <w:sz w:val="24"/>
-                <w:szCs w:val="24"/>
-              </w:rPr>
-              <w:t xml:space="preserve">Graph Inequalities</w:t>
-            </w:r>
-            <w:r>
-              <w:rPr>
-                <w:i/>
-                <w:iCs/>
-                <w:color w:val="5F6F80"/>
-                <w:sz w:val="19"/>
-                <w:szCs w:val="19"/>
-              </w:rPr>
-              <w:t xml:space="preserve">   Representar desigualdades en una recta numérica</w:t>
-            </w:r>
-          </w:p>
-          <w:p>
-            <w:pPr>
-              <w:spacing w:after="40"/>
-            </w:pPr>
-            <w:r>
-              <w:rPr>
-                <w:sz w:val="21"/>
-                <w:szCs w:val="21"/>
-              </w:rPr>
-              <w:t xml:space="preserve">Show every solution to an inequality on a number line with a boundary point and an arrow.</w:t>
-            </w:r>
-          </w:p>
           <w:p>
             <w:pPr>
               <w:spacing w:after="0"/>
             </w:pPr>
-            <w:r>
-              <w:rPr>
-                <w:b/>
-                <w:bCs/>
-                <w:color w:val="1FA6A2"/>
-                <w:sz w:val="18"/>
-                <w:szCs w:val="18"/>
-              </w:rPr>
-              <w:t xml:space="preserve">Example:  </w:t>
-            </w:r>
             <w:r>
               <w:rPr>
                 <w:i/>
@@ -405,23 +566,6 @@
           </w:p>
         </w:tc>
       </w:tr>
-    </w:tbl>
-    <w:tbl>
-      <w:tblPr>
-        <w:tblW w:type="pct" w:w="100%"/>
-        <w:tblBorders>
-          <w:top w:val="none" w:color="FFFFFF" w:sz="0"/>
-          <w:left w:val="none" w:color="FFFFFF" w:sz="0"/>
-          <w:bottom w:val="single" w:color="C7D2DD" w:sz="4"/>
-          <w:right w:val="none" w:color="FFFFFF" w:sz="0"/>
-          <w:insideH w:val="none" w:color="FFFFFF" w:sz="0"/>
-          <w:insideV w:val="none" w:color="FFFFFF" w:sz="0"/>
-        </w:tblBorders>
-      </w:tblPr>
-      <w:tblGrid>
-        <w:gridCol w:w="1800"/>
-        <w:gridCol w:w="7560"/>
-      </w:tblGrid>
       <w:tr>
         <w:trPr>
           <w:cantSplit/>
@@ -430,22 +574,126 @@
           <w:tcPr>
             <w:tcW w:type="dxa" w:w="1800"/>
             <w:tcMar>
-              <w:top w:type="dxa" w:w="100"/>
-              <w:left w:type="dxa" w:w="40"/>
-              <w:bottom w:type="dxa" w:w="100"/>
-              <w:right w:type="dxa" w:w="120"/>
+              <w:top w:type="dxa" w:w="80"/>
+              <w:left w:type="dxa" w:w="100"/>
+              <w:bottom w:type="dxa" w:w="80"/>
+              <w:right w:type="dxa" w:w="100"/>
             </w:tcMar>
-            <w:vAlign w:val="center"/>
+            <w:vAlign w:val="top"/>
           </w:tcPr>
           <w:p>
             <w:pPr>
+              <w:spacing w:after="30"/>
+            </w:pPr>
+            <w:r>
+              <w:rPr>
+                <w:b/>
+                <w:bCs/>
+                <w:color w:val="12355B"/>
+                <w:sz w:val="21"/>
+                <w:szCs w:val="21"/>
+              </w:rPr>
+              <w:t xml:space="preserve">Number line</w:t>
+            </w:r>
+          </w:p>
+          <w:p>
+            <w:pPr>
               <w:spacing w:after="0"/>
+            </w:pPr>
+            <w:r>
+              <w:rPr>
+                <w:i/>
+                <w:iCs/>
+                <w:color w:val="5F6F80"/>
+                <w:sz w:val="18"/>
+                <w:szCs w:val="18"/>
+              </w:rPr>
+              <w:t xml:space="preserve">Recta numérica</w:t>
+            </w:r>
+          </w:p>
+        </w:tc>
+        <w:tc>
+          <w:tcPr>
+            <w:tcW w:type="dxa" w:w="3160"/>
+            <w:tcMar>
+              <w:top w:type="dxa" w:w="80"/>
+              <w:left w:type="dxa" w:w="100"/>
+              <w:bottom w:type="dxa" w:w="80"/>
+              <w:right w:type="dxa" w:w="100"/>
+            </w:tcMar>
+            <w:vAlign w:val="top"/>
+          </w:tcPr>
+          <w:p>
+            <w:pPr>
+              <w:spacing w:after="0"/>
+            </w:pPr>
+            <w:r>
+              <w:rPr>
+                <w:sz w:val="20"/>
+                <w:szCs w:val="20"/>
+              </w:rPr>
+              <w:t xml:space="preserve">A straight line where numbers are placed in order; numbers get smaller to the left and larger to the right.</w:t>
+            </w:r>
+          </w:p>
+        </w:tc>
+        <w:tc>
+          <w:tcPr>
+            <w:tcW w:type="dxa" w:w="2200"/>
+            <w:tcMar>
+              <w:top w:type="dxa" w:w="80"/>
+              <w:left w:type="dxa" w:w="100"/>
+              <w:bottom w:type="dxa" w:w="80"/>
+              <w:right w:type="dxa" w:w="100"/>
+            </w:tcMar>
+            <w:vAlign w:val="top"/>
+          </w:tcPr>
+          <w:p>
+            <w:pPr>
+              <w:spacing w:after="40"/>
+            </w:pPr>
+            <w:r>
+              <w:rPr>
+                <w:i/>
+                <w:iCs/>
+                <w:color w:val="5F6F80"/>
+                <w:sz w:val="19"/>
+                <w:szCs w:val="19"/>
+              </w:rPr>
+              <w:t xml:space="preserve">Not Number line: write a counter-example that breaks the definition.</w:t>
+            </w:r>
+          </w:p>
+          <w:p>
+            <w:pPr>
+              <w:pBdr>
+                <w:bottom w:val="single" w:color="AFBECC" w:sz="6"/>
+              </w:pBdr>
+              <w:spacing w:after="30" w:before="150"/>
+            </w:pPr>
+            <w:r>
+              <w:t xml:space="preserve"/>
+            </w:r>
+          </w:p>
+        </w:tc>
+        <w:tc>
+          <w:tcPr>
+            <w:tcW w:type="dxa" w:w="2200"/>
+            <w:tcMar>
+              <w:top w:type="dxa" w:w="80"/>
+              <w:left w:type="dxa" w:w="100"/>
+              <w:bottom w:type="dxa" w:w="80"/>
+              <w:right w:type="dxa" w:w="100"/>
+            </w:tcMar>
+            <w:vAlign w:val="top"/>
+          </w:tcPr>
+          <w:p>
+            <w:pPr>
+              <w:spacing w:after="40"/>
               <w:jc w:val="center"/>
             </w:pPr>
             <w:r>
               <w:drawing>
                 <wp:inline distT="0" distB="0" distL="0" distR="0">
-                  <wp:extent cx="1047750" cy="790575"/>
+                  <wp:extent cx="876300" cy="657225"/>
                   <wp:effectExtent t="0" r="0" b="0" l="0"/>
                   <wp:docPr id="1" name="" descr="" title=""/>
                   <wp:cNvGraphicFramePr>
@@ -470,7 +718,7 @@
                         <pic:spPr bwMode="auto">
                           <a:xfrm>
                             <a:off x="0" y="0"/>
-                            <a:ext cx="1047750" cy="790575"/>
+                            <a:ext cx="876300" cy="657225"/>
                           </a:xfrm>
                           <a:prstGeom prst="rect">
                             <a:avLst/>
@@ -483,69 +731,10 @@
               </w:drawing>
             </w:r>
           </w:p>
-        </w:tc>
-        <w:tc>
-          <w:tcPr>
-            <w:tcW w:type="dxa" w:w="7560"/>
-            <w:tcMar>
-              <w:top w:type="dxa" w:w="100"/>
-              <w:left w:type="dxa" w:w="40"/>
-              <w:bottom w:type="dxa" w:w="100"/>
-              <w:right w:type="dxa" w:w="40"/>
-            </w:tcMar>
-            <w:vAlign w:val="center"/>
-          </w:tcPr>
-          <w:p>
-            <w:pPr>
-              <w:spacing w:after="50"/>
-            </w:pPr>
-            <w:r>
-              <w:rPr>
-                <w:b/>
-                <w:bCs/>
-                <w:color w:val="12355B"/>
-                <w:sz w:val="24"/>
-                <w:szCs w:val="24"/>
-              </w:rPr>
-              <w:t xml:space="preserve">Number line</w:t>
-            </w:r>
-            <w:r>
-              <w:rPr>
-                <w:i/>
-                <w:iCs/>
-                <w:color w:val="5F6F80"/>
-                <w:sz w:val="19"/>
-                <w:szCs w:val="19"/>
-              </w:rPr>
-              <w:t xml:space="preserve">   Recta numérica</w:t>
-            </w:r>
-          </w:p>
-          <w:p>
-            <w:pPr>
-              <w:spacing w:after="40"/>
-            </w:pPr>
-            <w:r>
-              <w:rPr>
-                <w:sz w:val="21"/>
-                <w:szCs w:val="21"/>
-              </w:rPr>
-              <w:t xml:space="preserve">A straight line where numbers are placed in order; numbers get smaller to the left and larger to the right.</w:t>
-            </w:r>
-          </w:p>
           <w:p>
             <w:pPr>
               <w:spacing w:after="0"/>
             </w:pPr>
-            <w:r>
-              <w:rPr>
-                <w:b/>
-                <w:bCs/>
-                <w:color w:val="1FA6A2"/>
-                <w:sz w:val="18"/>
-                <w:szCs w:val="18"/>
-              </w:rPr>
-              <w:t xml:space="preserve">Example:  </w:t>
-            </w:r>
             <w:r>
               <w:rPr>
                 <w:i/>
@@ -559,23 +748,6 @@
           </w:p>
         </w:tc>
       </w:tr>
-    </w:tbl>
-    <w:tbl>
-      <w:tblPr>
-        <w:tblW w:type="pct" w:w="100%"/>
-        <w:tblBorders>
-          <w:top w:val="none" w:color="FFFFFF" w:sz="0"/>
-          <w:left w:val="none" w:color="FFFFFF" w:sz="0"/>
-          <w:bottom w:val="single" w:color="C7D2DD" w:sz="4"/>
-          <w:right w:val="none" w:color="FFFFFF" w:sz="0"/>
-          <w:insideH w:val="none" w:color="FFFFFF" w:sz="0"/>
-          <w:insideV w:val="none" w:color="FFFFFF" w:sz="0"/>
-        </w:tblBorders>
-      </w:tblPr>
-      <w:tblGrid>
-        <w:gridCol w:w="1800"/>
-        <w:gridCol w:w="7560"/>
-      </w:tblGrid>
       <w:tr>
         <w:trPr>
           <w:cantSplit/>
@@ -584,22 +756,126 @@
           <w:tcPr>
             <w:tcW w:type="dxa" w:w="1800"/>
             <w:tcMar>
-              <w:top w:type="dxa" w:w="100"/>
-              <w:left w:type="dxa" w:w="40"/>
-              <w:bottom w:type="dxa" w:w="100"/>
-              <w:right w:type="dxa" w:w="120"/>
+              <w:top w:type="dxa" w:w="80"/>
+              <w:left w:type="dxa" w:w="100"/>
+              <w:bottom w:type="dxa" w:w="80"/>
+              <w:right w:type="dxa" w:w="100"/>
             </w:tcMar>
-            <w:vAlign w:val="center"/>
+            <w:vAlign w:val="top"/>
           </w:tcPr>
           <w:p>
             <w:pPr>
+              <w:spacing w:after="30"/>
+            </w:pPr>
+            <w:r>
+              <w:rPr>
+                <w:b/>
+                <w:bCs/>
+                <w:color w:val="12355B"/>
+                <w:sz w:val="21"/>
+                <w:szCs w:val="21"/>
+              </w:rPr>
+              <w:t xml:space="preserve">Open circle</w:t>
+            </w:r>
+          </w:p>
+          <w:p>
+            <w:pPr>
               <w:spacing w:after="0"/>
+            </w:pPr>
+            <w:r>
+              <w:rPr>
+                <w:i/>
+                <w:iCs/>
+                <w:color w:val="5F6F80"/>
+                <w:sz w:val="18"/>
+                <w:szCs w:val="18"/>
+              </w:rPr>
+              <w:t xml:space="preserve">Círculo abierto</w:t>
+            </w:r>
+          </w:p>
+        </w:tc>
+        <w:tc>
+          <w:tcPr>
+            <w:tcW w:type="dxa" w:w="3160"/>
+            <w:tcMar>
+              <w:top w:type="dxa" w:w="80"/>
+              <w:left w:type="dxa" w:w="100"/>
+              <w:bottom w:type="dxa" w:w="80"/>
+              <w:right w:type="dxa" w:w="100"/>
+            </w:tcMar>
+            <w:vAlign w:val="top"/>
+          </w:tcPr>
+          <w:p>
+            <w:pPr>
+              <w:spacing w:after="0"/>
+            </w:pPr>
+            <w:r>
+              <w:rPr>
+                <w:sz w:val="20"/>
+                <w:szCs w:val="20"/>
+              </w:rPr>
+              <w:t xml:space="preserve">An empty circle showing a number is NOT included.</w:t>
+            </w:r>
+          </w:p>
+        </w:tc>
+        <w:tc>
+          <w:tcPr>
+            <w:tcW w:type="dxa" w:w="2200"/>
+            <w:tcMar>
+              <w:top w:type="dxa" w:w="80"/>
+              <w:left w:type="dxa" w:w="100"/>
+              <w:bottom w:type="dxa" w:w="80"/>
+              <w:right w:type="dxa" w:w="100"/>
+            </w:tcMar>
+            <w:vAlign w:val="top"/>
+          </w:tcPr>
+          <w:p>
+            <w:pPr>
+              <w:spacing w:after="40"/>
+            </w:pPr>
+            <w:r>
+              <w:rPr>
+                <w:i/>
+                <w:iCs/>
+                <w:color w:val="5F6F80"/>
+                <w:sz w:val="19"/>
+                <w:szCs w:val="19"/>
+              </w:rPr>
+              <w:t xml:space="preserve">Not Open circle: write a counter-example that breaks the definition.</w:t>
+            </w:r>
+          </w:p>
+          <w:p>
+            <w:pPr>
+              <w:pBdr>
+                <w:bottom w:val="single" w:color="AFBECC" w:sz="6"/>
+              </w:pBdr>
+              <w:spacing w:after="30" w:before="150"/>
+            </w:pPr>
+            <w:r>
+              <w:t xml:space="preserve"/>
+            </w:r>
+          </w:p>
+        </w:tc>
+        <w:tc>
+          <w:tcPr>
+            <w:tcW w:type="dxa" w:w="2200"/>
+            <w:tcMar>
+              <w:top w:type="dxa" w:w="80"/>
+              <w:left w:type="dxa" w:w="100"/>
+              <w:bottom w:type="dxa" w:w="80"/>
+              <w:right w:type="dxa" w:w="100"/>
+            </w:tcMar>
+            <w:vAlign w:val="top"/>
+          </w:tcPr>
+          <w:p>
+            <w:pPr>
+              <w:spacing w:after="40"/>
               <w:jc w:val="center"/>
             </w:pPr>
             <w:r>
               <w:drawing>
                 <wp:inline distT="0" distB="0" distL="0" distR="0">
-                  <wp:extent cx="1047750" cy="790575"/>
+                  <wp:extent cx="876300" cy="657225"/>
                   <wp:effectExtent t="0" r="0" b="0" l="0"/>
                   <wp:docPr id="1" name="" descr="" title=""/>
                   <wp:cNvGraphicFramePr>
@@ -624,7 +900,7 @@
                         <pic:spPr bwMode="auto">
                           <a:xfrm>
                             <a:off x="0" y="0"/>
-                            <a:ext cx="1047750" cy="790575"/>
+                            <a:ext cx="876300" cy="657225"/>
                           </a:xfrm>
                           <a:prstGeom prst="rect">
                             <a:avLst/>
@@ -637,69 +913,10 @@
               </w:drawing>
             </w:r>
           </w:p>
-        </w:tc>
-        <w:tc>
-          <w:tcPr>
-            <w:tcW w:type="dxa" w:w="7560"/>
-            <w:tcMar>
-              <w:top w:type="dxa" w:w="100"/>
-              <w:left w:type="dxa" w:w="40"/>
-              <w:bottom w:type="dxa" w:w="100"/>
-              <w:right w:type="dxa" w:w="40"/>
-            </w:tcMar>
-            <w:vAlign w:val="center"/>
-          </w:tcPr>
-          <w:p>
-            <w:pPr>
-              <w:spacing w:after="50"/>
-            </w:pPr>
-            <w:r>
-              <w:rPr>
-                <w:b/>
-                <w:bCs/>
-                <w:color w:val="12355B"/>
-                <w:sz w:val="24"/>
-                <w:szCs w:val="24"/>
-              </w:rPr>
-              <w:t xml:space="preserve">Open circle</w:t>
-            </w:r>
-            <w:r>
-              <w:rPr>
-                <w:i/>
-                <w:iCs/>
-                <w:color w:val="5F6F80"/>
-                <w:sz w:val="19"/>
-                <w:szCs w:val="19"/>
-              </w:rPr>
-              <w:t xml:space="preserve">   Círculo abierto</w:t>
-            </w:r>
-          </w:p>
-          <w:p>
-            <w:pPr>
-              <w:spacing w:after="40"/>
-            </w:pPr>
-            <w:r>
-              <w:rPr>
-                <w:sz w:val="21"/>
-                <w:szCs w:val="21"/>
-              </w:rPr>
-              <w:t xml:space="preserve">An empty circle showing a number is NOT included.</w:t>
-            </w:r>
-          </w:p>
           <w:p>
             <w:pPr>
               <w:spacing w:after="0"/>
             </w:pPr>
-            <w:r>
-              <w:rPr>
-                <w:b/>
-                <w:bCs/>
-                <w:color w:val="1FA6A2"/>
-                <w:sz w:val="18"/>
-                <w:szCs w:val="18"/>
-              </w:rPr>
-              <w:t xml:space="preserve">Example:  </w:t>
-            </w:r>
             <w:r>
               <w:rPr>
                 <w:i/>
@@ -713,23 +930,6 @@
           </w:p>
         </w:tc>
       </w:tr>
-    </w:tbl>
-    <w:tbl>
-      <w:tblPr>
-        <w:tblW w:type="pct" w:w="100%"/>
-        <w:tblBorders>
-          <w:top w:val="none" w:color="FFFFFF" w:sz="0"/>
-          <w:left w:val="none" w:color="FFFFFF" w:sz="0"/>
-          <w:bottom w:val="single" w:color="C7D2DD" w:sz="4"/>
-          <w:right w:val="none" w:color="FFFFFF" w:sz="0"/>
-          <w:insideH w:val="none" w:color="FFFFFF" w:sz="0"/>
-          <w:insideV w:val="none" w:color="FFFFFF" w:sz="0"/>
-        </w:tblBorders>
-      </w:tblPr>
-      <w:tblGrid>
-        <w:gridCol w:w="1800"/>
-        <w:gridCol w:w="7560"/>
-      </w:tblGrid>
       <w:tr>
         <w:trPr>
           <w:cantSplit/>
@@ -738,22 +938,126 @@
           <w:tcPr>
             <w:tcW w:type="dxa" w:w="1800"/>
             <w:tcMar>
-              <w:top w:type="dxa" w:w="100"/>
-              <w:left w:type="dxa" w:w="40"/>
-              <w:bottom w:type="dxa" w:w="100"/>
-              <w:right w:type="dxa" w:w="120"/>
+              <w:top w:type="dxa" w:w="80"/>
+              <w:left w:type="dxa" w:w="100"/>
+              <w:bottom w:type="dxa" w:w="80"/>
+              <w:right w:type="dxa" w:w="100"/>
             </w:tcMar>
-            <w:vAlign w:val="center"/>
+            <w:vAlign w:val="top"/>
           </w:tcPr>
           <w:p>
             <w:pPr>
+              <w:spacing w:after="30"/>
+            </w:pPr>
+            <w:r>
+              <w:rPr>
+                <w:b/>
+                <w:bCs/>
+                <w:color w:val="12355B"/>
+                <w:sz w:val="21"/>
+                <w:szCs w:val="21"/>
+              </w:rPr>
+              <w:t xml:space="preserve">Closed circle</w:t>
+            </w:r>
+          </w:p>
+          <w:p>
+            <w:pPr>
               <w:spacing w:after="0"/>
+            </w:pPr>
+            <w:r>
+              <w:rPr>
+                <w:i/>
+                <w:iCs/>
+                <w:color w:val="5F6F80"/>
+                <w:sz w:val="18"/>
+                <w:szCs w:val="18"/>
+              </w:rPr>
+              <w:t xml:space="preserve">Círculo cerrado</w:t>
+            </w:r>
+          </w:p>
+        </w:tc>
+        <w:tc>
+          <w:tcPr>
+            <w:tcW w:type="dxa" w:w="3160"/>
+            <w:tcMar>
+              <w:top w:type="dxa" w:w="80"/>
+              <w:left w:type="dxa" w:w="100"/>
+              <w:bottom w:type="dxa" w:w="80"/>
+              <w:right w:type="dxa" w:w="100"/>
+            </w:tcMar>
+            <w:vAlign w:val="top"/>
+          </w:tcPr>
+          <w:p>
+            <w:pPr>
+              <w:spacing w:after="0"/>
+            </w:pPr>
+            <w:r>
+              <w:rPr>
+                <w:sz w:val="20"/>
+                <w:szCs w:val="20"/>
+              </w:rPr>
+              <w:t xml:space="preserve">A filled-in circle showing a number IS included.</w:t>
+            </w:r>
+          </w:p>
+        </w:tc>
+        <w:tc>
+          <w:tcPr>
+            <w:tcW w:type="dxa" w:w="2200"/>
+            <w:tcMar>
+              <w:top w:type="dxa" w:w="80"/>
+              <w:left w:type="dxa" w:w="100"/>
+              <w:bottom w:type="dxa" w:w="80"/>
+              <w:right w:type="dxa" w:w="100"/>
+            </w:tcMar>
+            <w:vAlign w:val="top"/>
+          </w:tcPr>
+          <w:p>
+            <w:pPr>
+              <w:spacing w:after="40"/>
+            </w:pPr>
+            <w:r>
+              <w:rPr>
+                <w:i/>
+                <w:iCs/>
+                <w:color w:val="5F6F80"/>
+                <w:sz w:val="19"/>
+                <w:szCs w:val="19"/>
+              </w:rPr>
+              <w:t xml:space="preserve">Not Closed circle: write a counter-example that breaks the definition.</w:t>
+            </w:r>
+          </w:p>
+          <w:p>
+            <w:pPr>
+              <w:pBdr>
+                <w:bottom w:val="single" w:color="AFBECC" w:sz="6"/>
+              </w:pBdr>
+              <w:spacing w:after="30" w:before="150"/>
+            </w:pPr>
+            <w:r>
+              <w:t xml:space="preserve"/>
+            </w:r>
+          </w:p>
+        </w:tc>
+        <w:tc>
+          <w:tcPr>
+            <w:tcW w:type="dxa" w:w="2200"/>
+            <w:tcMar>
+              <w:top w:type="dxa" w:w="80"/>
+              <w:left w:type="dxa" w:w="100"/>
+              <w:bottom w:type="dxa" w:w="80"/>
+              <w:right w:type="dxa" w:w="100"/>
+            </w:tcMar>
+            <w:vAlign w:val="top"/>
+          </w:tcPr>
+          <w:p>
+            <w:pPr>
+              <w:spacing w:after="40"/>
               <w:jc w:val="center"/>
             </w:pPr>
             <w:r>
               <w:drawing>
                 <wp:inline distT="0" distB="0" distL="0" distR="0">
-                  <wp:extent cx="1047750" cy="790575"/>
+                  <wp:extent cx="876300" cy="657225"/>
                   <wp:effectExtent t="0" r="0" b="0" l="0"/>
                   <wp:docPr id="1" name="" descr="" title=""/>
                   <wp:cNvGraphicFramePr>
@@ -778,7 +1082,7 @@
                         <pic:spPr bwMode="auto">
                           <a:xfrm>
                             <a:off x="0" y="0"/>
-                            <a:ext cx="1047750" cy="790575"/>
+                            <a:ext cx="876300" cy="657225"/>
                           </a:xfrm>
                           <a:prstGeom prst="rect">
                             <a:avLst/>
@@ -791,69 +1095,10 @@
               </w:drawing>
             </w:r>
           </w:p>
-        </w:tc>
-        <w:tc>
-          <w:tcPr>
-            <w:tcW w:type="dxa" w:w="7560"/>
-            <w:tcMar>
-              <w:top w:type="dxa" w:w="100"/>
-              <w:left w:type="dxa" w:w="40"/>
-              <w:bottom w:type="dxa" w:w="100"/>
-              <w:right w:type="dxa" w:w="40"/>
-            </w:tcMar>
-            <w:vAlign w:val="center"/>
-          </w:tcPr>
-          <w:p>
-            <w:pPr>
-              <w:spacing w:after="50"/>
-            </w:pPr>
-            <w:r>
-              <w:rPr>
-                <w:b/>
-                <w:bCs/>
-                <w:color w:val="12355B"/>
-                <w:sz w:val="24"/>
-                <w:szCs w:val="24"/>
-              </w:rPr>
-              <w:t xml:space="preserve">Closed circle</w:t>
-            </w:r>
-            <w:r>
-              <w:rPr>
-                <w:i/>
-                <w:iCs/>
-                <w:color w:val="5F6F80"/>
-                <w:sz w:val="19"/>
-                <w:szCs w:val="19"/>
-              </w:rPr>
-              <w:t xml:space="preserve">   Círculo cerrado</w:t>
-            </w:r>
-          </w:p>
-          <w:p>
-            <w:pPr>
-              <w:spacing w:after="40"/>
-            </w:pPr>
-            <w:r>
-              <w:rPr>
-                <w:sz w:val="21"/>
-                <w:szCs w:val="21"/>
-              </w:rPr>
-              <w:t xml:space="preserve">A filled-in circle showing a number IS included.</w:t>
-            </w:r>
-          </w:p>
           <w:p>
             <w:pPr>
               <w:spacing w:after="0"/>
             </w:pPr>
-            <w:r>
-              <w:rPr>
-                <w:b/>
-                <w:bCs/>
-                <w:color w:val="1FA6A2"/>
-                <w:sz w:val="18"/>
-                <w:szCs w:val="18"/>
-              </w:rPr>
-              <w:t xml:space="preserve">Example:  </w:t>
-            </w:r>
             <w:r>
               <w:rPr>
                 <w:i/>
@@ -867,23 +1112,6 @@
           </w:p>
         </w:tc>
       </w:tr>
-    </w:tbl>
-    <w:tbl>
-      <w:tblPr>
-        <w:tblW w:type="pct" w:w="100%"/>
-        <w:tblBorders>
-          <w:top w:val="none" w:color="FFFFFF" w:sz="0"/>
-          <w:left w:val="none" w:color="FFFFFF" w:sz="0"/>
-          <w:bottom w:val="single" w:color="C7D2DD" w:sz="4"/>
-          <w:right w:val="none" w:color="FFFFFF" w:sz="0"/>
-          <w:insideH w:val="none" w:color="FFFFFF" w:sz="0"/>
-          <w:insideV w:val="none" w:color="FFFFFF" w:sz="0"/>
-        </w:tblBorders>
-      </w:tblPr>
-      <w:tblGrid>
-        <w:gridCol w:w="1800"/>
-        <w:gridCol w:w="7560"/>
-      </w:tblGrid>
       <w:tr>
         <w:trPr>
           <w:cantSplit/>
@@ -892,22 +1120,126 @@
           <w:tcPr>
             <w:tcW w:type="dxa" w:w="1800"/>
             <w:tcMar>
-              <w:top w:type="dxa" w:w="100"/>
-              <w:left w:type="dxa" w:w="40"/>
-              <w:bottom w:type="dxa" w:w="100"/>
-              <w:right w:type="dxa" w:w="120"/>
+              <w:top w:type="dxa" w:w="80"/>
+              <w:left w:type="dxa" w:w="100"/>
+              <w:bottom w:type="dxa" w:w="80"/>
+              <w:right w:type="dxa" w:w="100"/>
             </w:tcMar>
-            <w:vAlign w:val="center"/>
+            <w:vAlign w:val="top"/>
           </w:tcPr>
           <w:p>
             <w:pPr>
+              <w:spacing w:after="30"/>
+            </w:pPr>
+            <w:r>
+              <w:rPr>
+                <w:b/>
+                <w:bCs/>
+                <w:color w:val="12355B"/>
+                <w:sz w:val="21"/>
+                <w:szCs w:val="21"/>
+              </w:rPr>
+              <w:t xml:space="preserve">Solution set</w:t>
+            </w:r>
+          </w:p>
+          <w:p>
+            <w:pPr>
               <w:spacing w:after="0"/>
+            </w:pPr>
+            <w:r>
+              <w:rPr>
+                <w:i/>
+                <w:iCs/>
+                <w:color w:val="5F6F80"/>
+                <w:sz w:val="18"/>
+                <w:szCs w:val="18"/>
+              </w:rPr>
+              <w:t xml:space="preserve">Conjunto solución</w:t>
+            </w:r>
+          </w:p>
+        </w:tc>
+        <w:tc>
+          <w:tcPr>
+            <w:tcW w:type="dxa" w:w="3160"/>
+            <w:tcMar>
+              <w:top w:type="dxa" w:w="80"/>
+              <w:left w:type="dxa" w:w="100"/>
+              <w:bottom w:type="dxa" w:w="80"/>
+              <w:right w:type="dxa" w:w="100"/>
+            </w:tcMar>
+            <w:vAlign w:val="top"/>
+          </w:tcPr>
+          <w:p>
+            <w:pPr>
+              <w:spacing w:after="0"/>
+            </w:pPr>
+            <w:r>
+              <w:rPr>
+                <w:sz w:val="20"/>
+                <w:szCs w:val="20"/>
+              </w:rPr>
+              <w:t xml:space="preserve">All the numbers that make the inequality true.</w:t>
+            </w:r>
+          </w:p>
+        </w:tc>
+        <w:tc>
+          <w:tcPr>
+            <w:tcW w:type="dxa" w:w="2200"/>
+            <w:tcMar>
+              <w:top w:type="dxa" w:w="80"/>
+              <w:left w:type="dxa" w:w="100"/>
+              <w:bottom w:type="dxa" w:w="80"/>
+              <w:right w:type="dxa" w:w="100"/>
+            </w:tcMar>
+            <w:vAlign w:val="top"/>
+          </w:tcPr>
+          <w:p>
+            <w:pPr>
+              <w:spacing w:after="40"/>
+            </w:pPr>
+            <w:r>
+              <w:rPr>
+                <w:i/>
+                <w:iCs/>
+                <w:color w:val="5F6F80"/>
+                <w:sz w:val="19"/>
+                <w:szCs w:val="19"/>
+              </w:rPr>
+              <w:t xml:space="preserve">Not Solution set: write a counter-example that breaks the definition.</w:t>
+            </w:r>
+          </w:p>
+          <w:p>
+            <w:pPr>
+              <w:pBdr>
+                <w:bottom w:val="single" w:color="AFBECC" w:sz="6"/>
+              </w:pBdr>
+              <w:spacing w:after="30" w:before="150"/>
+            </w:pPr>
+            <w:r>
+              <w:t xml:space="preserve"/>
+            </w:r>
+          </w:p>
+        </w:tc>
+        <w:tc>
+          <w:tcPr>
+            <w:tcW w:type="dxa" w:w="2200"/>
+            <w:tcMar>
+              <w:top w:type="dxa" w:w="80"/>
+              <w:left w:type="dxa" w:w="100"/>
+              <w:bottom w:type="dxa" w:w="80"/>
+              <w:right w:type="dxa" w:w="100"/>
+            </w:tcMar>
+            <w:vAlign w:val="top"/>
+          </w:tcPr>
+          <w:p>
+            <w:pPr>
+              <w:spacing w:after="40"/>
               <w:jc w:val="center"/>
             </w:pPr>
             <w:r>
               <w:drawing>
                 <wp:inline distT="0" distB="0" distL="0" distR="0">
-                  <wp:extent cx="1047750" cy="790575"/>
+                  <wp:extent cx="876300" cy="657225"/>
                   <wp:effectExtent t="0" r="0" b="0" l="0"/>
                   <wp:docPr id="1" name="" descr="" title=""/>
                   <wp:cNvGraphicFramePr>
@@ -932,7 +1264,7 @@
                         <pic:spPr bwMode="auto">
                           <a:xfrm>
                             <a:off x="0" y="0"/>
-                            <a:ext cx="1047750" cy="790575"/>
+                            <a:ext cx="876300" cy="657225"/>
                           </a:xfrm>
                           <a:prstGeom prst="rect">
                             <a:avLst/>
@@ -945,69 +1277,10 @@
               </w:drawing>
             </w:r>
           </w:p>
-        </w:tc>
-        <w:tc>
-          <w:tcPr>
-            <w:tcW w:type="dxa" w:w="7560"/>
-            <w:tcMar>
-              <w:top w:type="dxa" w:w="100"/>
-              <w:left w:type="dxa" w:w="40"/>
-              <w:bottom w:type="dxa" w:w="100"/>
-              <w:right w:type="dxa" w:w="40"/>
-            </w:tcMar>
-            <w:vAlign w:val="center"/>
-          </w:tcPr>
-          <w:p>
-            <w:pPr>
-              <w:spacing w:after="50"/>
-            </w:pPr>
-            <w:r>
-              <w:rPr>
-                <w:b/>
-                <w:bCs/>
-                <w:color w:val="12355B"/>
-                <w:sz w:val="24"/>
-                <w:szCs w:val="24"/>
-              </w:rPr>
-              <w:t xml:space="preserve">Solution set</w:t>
-            </w:r>
-            <w:r>
-              <w:rPr>
-                <w:i/>
-                <w:iCs/>
-                <w:color w:val="5F6F80"/>
-                <w:sz w:val="19"/>
-                <w:szCs w:val="19"/>
-              </w:rPr>
-              <w:t xml:space="preserve">   Conjunto solución</w:t>
-            </w:r>
-          </w:p>
-          <w:p>
-            <w:pPr>
-              <w:spacing w:after="40"/>
-            </w:pPr>
-            <w:r>
-              <w:rPr>
-                <w:sz w:val="21"/>
-                <w:szCs w:val="21"/>
-              </w:rPr>
-              <w:t xml:space="preserve">All the numbers that make the inequality true.</w:t>
-            </w:r>
-          </w:p>
           <w:p>
             <w:pPr>
               <w:spacing w:after="0"/>
             </w:pPr>
-            <w:r>
-              <w:rPr>
-                <w:b/>
-                <w:bCs/>
-                <w:color w:val="1FA6A2"/>
-                <w:sz w:val="18"/>
-                <w:szCs w:val="18"/>
-              </w:rPr>
-              <w:t xml:space="preserve">Example:  </w:t>
-            </w:r>
             <w:r>
               <w:rPr>
                 <w:i/>
@@ -1021,23 +1294,6 @@
           </w:p>
         </w:tc>
       </w:tr>
-    </w:tbl>
-    <w:tbl>
-      <w:tblPr>
-        <w:tblW w:type="pct" w:w="100%"/>
-        <w:tblBorders>
-          <w:top w:val="none" w:color="FFFFFF" w:sz="0"/>
-          <w:left w:val="none" w:color="FFFFFF" w:sz="0"/>
-          <w:bottom w:val="single" w:color="C7D2DD" w:sz="4"/>
-          <w:right w:val="none" w:color="FFFFFF" w:sz="0"/>
-          <w:insideH w:val="none" w:color="FFFFFF" w:sz="0"/>
-          <w:insideV w:val="none" w:color="FFFFFF" w:sz="0"/>
-        </w:tblBorders>
-      </w:tblPr>
-      <w:tblGrid>
-        <w:gridCol w:w="1800"/>
-        <w:gridCol w:w="7560"/>
-      </w:tblGrid>
       <w:tr>
         <w:trPr>
           <w:cantSplit/>
@@ -1046,22 +1302,126 @@
           <w:tcPr>
             <w:tcW w:type="dxa" w:w="1800"/>
             <w:tcMar>
-              <w:top w:type="dxa" w:w="100"/>
-              <w:left w:type="dxa" w:w="40"/>
-              <w:bottom w:type="dxa" w:w="100"/>
-              <w:right w:type="dxa" w:w="120"/>
+              <w:top w:type="dxa" w:w="80"/>
+              <w:left w:type="dxa" w:w="100"/>
+              <w:bottom w:type="dxa" w:w="80"/>
+              <w:right w:type="dxa" w:w="100"/>
             </w:tcMar>
-            <w:vAlign w:val="center"/>
+            <w:vAlign w:val="top"/>
           </w:tcPr>
           <w:p>
             <w:pPr>
+              <w:spacing w:after="30"/>
+            </w:pPr>
+            <w:r>
+              <w:rPr>
+                <w:b/>
+                <w:bCs/>
+                <w:color w:val="12355B"/>
+                <w:sz w:val="21"/>
+                <w:szCs w:val="21"/>
+              </w:rPr>
+              <w:t xml:space="preserve">Inequality</w:t>
+            </w:r>
+          </w:p>
+          <w:p>
+            <w:pPr>
               <w:spacing w:after="0"/>
+            </w:pPr>
+            <w:r>
+              <w:rPr>
+                <w:i/>
+                <w:iCs/>
+                <w:color w:val="5F6F80"/>
+                <w:sz w:val="18"/>
+                <w:szCs w:val="18"/>
+              </w:rPr>
+              <w:t xml:space="preserve">Desigualdad</w:t>
+            </w:r>
+          </w:p>
+        </w:tc>
+        <w:tc>
+          <w:tcPr>
+            <w:tcW w:type="dxa" w:w="3160"/>
+            <w:tcMar>
+              <w:top w:type="dxa" w:w="80"/>
+              <w:left w:type="dxa" w:w="100"/>
+              <w:bottom w:type="dxa" w:w="80"/>
+              <w:right w:type="dxa" w:w="100"/>
+            </w:tcMar>
+            <w:vAlign w:val="top"/>
+          </w:tcPr>
+          <w:p>
+            <w:pPr>
+              <w:spacing w:after="0"/>
+            </w:pPr>
+            <w:r>
+              <w:rPr>
+                <w:sz w:val="20"/>
+                <w:szCs w:val="20"/>
+              </w:rPr>
+              <w:t xml:space="preserve">A math sentence that compares two sides with &lt;, &gt;, ≤, or ≥.</w:t>
+            </w:r>
+          </w:p>
+        </w:tc>
+        <w:tc>
+          <w:tcPr>
+            <w:tcW w:type="dxa" w:w="2200"/>
+            <w:tcMar>
+              <w:top w:type="dxa" w:w="80"/>
+              <w:left w:type="dxa" w:w="100"/>
+              <w:bottom w:type="dxa" w:w="80"/>
+              <w:right w:type="dxa" w:w="100"/>
+            </w:tcMar>
+            <w:vAlign w:val="top"/>
+          </w:tcPr>
+          <w:p>
+            <w:pPr>
+              <w:spacing w:after="40"/>
+            </w:pPr>
+            <w:r>
+              <w:rPr>
+                <w:i/>
+                <w:iCs/>
+                <w:color w:val="5F6F80"/>
+                <w:sz w:val="19"/>
+                <w:szCs w:val="19"/>
+              </w:rPr>
+              <w:t xml:space="preserve">Not Inequality: write a counter-example that breaks the definition.</w:t>
+            </w:r>
+          </w:p>
+          <w:p>
+            <w:pPr>
+              <w:pBdr>
+                <w:bottom w:val="single" w:color="AFBECC" w:sz="6"/>
+              </w:pBdr>
+              <w:spacing w:after="30" w:before="150"/>
+            </w:pPr>
+            <w:r>
+              <w:t xml:space="preserve"/>
+            </w:r>
+          </w:p>
+        </w:tc>
+        <w:tc>
+          <w:tcPr>
+            <w:tcW w:type="dxa" w:w="2200"/>
+            <w:tcMar>
+              <w:top w:type="dxa" w:w="80"/>
+              <w:left w:type="dxa" w:w="100"/>
+              <w:bottom w:type="dxa" w:w="80"/>
+              <w:right w:type="dxa" w:w="100"/>
+            </w:tcMar>
+            <w:vAlign w:val="top"/>
+          </w:tcPr>
+          <w:p>
+            <w:pPr>
+              <w:spacing w:after="40"/>
               <w:jc w:val="center"/>
             </w:pPr>
             <w:r>
               <w:drawing>
                 <wp:inline distT="0" distB="0" distL="0" distR="0">
-                  <wp:extent cx="1047750" cy="790575"/>
+                  <wp:extent cx="876300" cy="657225"/>
                   <wp:effectExtent t="0" r="0" b="0" l="0"/>
                   <wp:docPr id="1" name="" descr="" title=""/>
                   <wp:cNvGraphicFramePr>
@@ -1086,7 +1446,7 @@
                         <pic:spPr bwMode="auto">
                           <a:xfrm>
                             <a:off x="0" y="0"/>
-                            <a:ext cx="1047750" cy="790575"/>
+                            <a:ext cx="876300" cy="657225"/>
                           </a:xfrm>
                           <a:prstGeom prst="rect">
                             <a:avLst/>
@@ -1099,69 +1459,10 @@
               </w:drawing>
             </w:r>
           </w:p>
-        </w:tc>
-        <w:tc>
-          <w:tcPr>
-            <w:tcW w:type="dxa" w:w="7560"/>
-            <w:tcMar>
-              <w:top w:type="dxa" w:w="100"/>
-              <w:left w:type="dxa" w:w="40"/>
-              <w:bottom w:type="dxa" w:w="100"/>
-              <w:right w:type="dxa" w:w="40"/>
-            </w:tcMar>
-            <w:vAlign w:val="center"/>
-          </w:tcPr>
-          <w:p>
-            <w:pPr>
-              <w:spacing w:after="50"/>
-            </w:pPr>
-            <w:r>
-              <w:rPr>
-                <w:b/>
-                <w:bCs/>
-                <w:color w:val="12355B"/>
-                <w:sz w:val="24"/>
-                <w:szCs w:val="24"/>
-              </w:rPr>
-              <w:t xml:space="preserve">Inequality</w:t>
-            </w:r>
-            <w:r>
-              <w:rPr>
-                <w:i/>
-                <w:iCs/>
-                <w:color w:val="5F6F80"/>
-                <w:sz w:val="19"/>
-                <w:szCs w:val="19"/>
-              </w:rPr>
-              <w:t xml:space="preserve">   Desigualdad</w:t>
-            </w:r>
-          </w:p>
-          <w:p>
-            <w:pPr>
-              <w:spacing w:after="40"/>
-            </w:pPr>
-            <w:r>
-              <w:rPr>
-                <w:sz w:val="21"/>
-                <w:szCs w:val="21"/>
-              </w:rPr>
-              <w:t xml:space="preserve">A math sentence that compares two sides with &lt;, &gt;, ≤, or ≥.</w:t>
-            </w:r>
-          </w:p>
           <w:p>
             <w:pPr>
               <w:spacing w:after="0"/>
             </w:pPr>
-            <w:r>
-              <w:rPr>
-                <w:b/>
-                <w:bCs/>
-                <w:color w:val="1FA6A2"/>
-                <w:sz w:val="18"/>
-                <w:szCs w:val="18"/>
-              </w:rPr>
-              <w:t xml:space="preserve">Example:  </w:t>
-            </w:r>
             <w:r>
               <w:rPr>
                 <w:i/>
@@ -1175,23 +1476,6 @@
           </w:p>
         </w:tc>
       </w:tr>
-    </w:tbl>
-    <w:tbl>
-      <w:tblPr>
-        <w:tblW w:type="pct" w:w="100%"/>
-        <w:tblBorders>
-          <w:top w:val="none" w:color="FFFFFF" w:sz="0"/>
-          <w:left w:val="none" w:color="FFFFFF" w:sz="0"/>
-          <w:bottom w:val="single" w:color="C7D2DD" w:sz="4"/>
-          <w:right w:val="none" w:color="FFFFFF" w:sz="0"/>
-          <w:insideH w:val="none" w:color="FFFFFF" w:sz="0"/>
-          <w:insideV w:val="none" w:color="FFFFFF" w:sz="0"/>
-        </w:tblBorders>
-      </w:tblPr>
-      <w:tblGrid>
-        <w:gridCol w:w="1800"/>
-        <w:gridCol w:w="7560"/>
-      </w:tblGrid>
       <w:tr>
         <w:trPr>
           <w:cantSplit/>
@@ -1200,22 +1484,126 @@
           <w:tcPr>
             <w:tcW w:type="dxa" w:w="1800"/>
             <w:tcMar>
-              <w:top w:type="dxa" w:w="100"/>
-              <w:left w:type="dxa" w:w="40"/>
-              <w:bottom w:type="dxa" w:w="100"/>
-              <w:right w:type="dxa" w:w="120"/>
+              <w:top w:type="dxa" w:w="80"/>
+              <w:left w:type="dxa" w:w="100"/>
+              <w:bottom w:type="dxa" w:w="80"/>
+              <w:right w:type="dxa" w:w="100"/>
             </w:tcMar>
-            <w:vAlign w:val="center"/>
+            <w:vAlign w:val="top"/>
           </w:tcPr>
           <w:p>
             <w:pPr>
+              <w:spacing w:after="30"/>
+            </w:pPr>
+            <w:r>
+              <w:rPr>
+                <w:b/>
+                <w:bCs/>
+                <w:color w:val="12355B"/>
+                <w:sz w:val="21"/>
+                <w:szCs w:val="21"/>
+              </w:rPr>
+              <w:t xml:space="preserve">Boundary point</w:t>
+            </w:r>
+          </w:p>
+          <w:p>
+            <w:pPr>
               <w:spacing w:after="0"/>
+            </w:pPr>
+            <w:r>
+              <w:rPr>
+                <w:i/>
+                <w:iCs/>
+                <w:color w:val="5F6F80"/>
+                <w:sz w:val="18"/>
+                <w:szCs w:val="18"/>
+              </w:rPr>
+              <w:t xml:space="preserve">Punto límite</w:t>
+            </w:r>
+          </w:p>
+        </w:tc>
+        <w:tc>
+          <w:tcPr>
+            <w:tcW w:type="dxa" w:w="3160"/>
+            <w:tcMar>
+              <w:top w:type="dxa" w:w="80"/>
+              <w:left w:type="dxa" w:w="100"/>
+              <w:bottom w:type="dxa" w:w="80"/>
+              <w:right w:type="dxa" w:w="100"/>
+            </w:tcMar>
+            <w:vAlign w:val="top"/>
+          </w:tcPr>
+          <w:p>
+            <w:pPr>
+              <w:spacing w:after="0"/>
+            </w:pPr>
+            <w:r>
+              <w:rPr>
+                <w:sz w:val="20"/>
+                <w:szCs w:val="20"/>
+              </w:rPr>
+              <w:t xml:space="preserve">The number on the number line where the solution set starts.</w:t>
+            </w:r>
+          </w:p>
+        </w:tc>
+        <w:tc>
+          <w:tcPr>
+            <w:tcW w:type="dxa" w:w="2200"/>
+            <w:tcMar>
+              <w:top w:type="dxa" w:w="80"/>
+              <w:left w:type="dxa" w:w="100"/>
+              <w:bottom w:type="dxa" w:w="80"/>
+              <w:right w:type="dxa" w:w="100"/>
+            </w:tcMar>
+            <w:vAlign w:val="top"/>
+          </w:tcPr>
+          <w:p>
+            <w:pPr>
+              <w:spacing w:after="40"/>
+            </w:pPr>
+            <w:r>
+              <w:rPr>
+                <w:i/>
+                <w:iCs/>
+                <w:color w:val="5F6F80"/>
+                <w:sz w:val="19"/>
+                <w:szCs w:val="19"/>
+              </w:rPr>
+              <w:t xml:space="preserve">Not Boundary point: write a counter-example that breaks the definition.</w:t>
+            </w:r>
+          </w:p>
+          <w:p>
+            <w:pPr>
+              <w:pBdr>
+                <w:bottom w:val="single" w:color="AFBECC" w:sz="6"/>
+              </w:pBdr>
+              <w:spacing w:after="30" w:before="150"/>
+            </w:pPr>
+            <w:r>
+              <w:t xml:space="preserve"/>
+            </w:r>
+          </w:p>
+        </w:tc>
+        <w:tc>
+          <w:tcPr>
+            <w:tcW w:type="dxa" w:w="2200"/>
+            <w:tcMar>
+              <w:top w:type="dxa" w:w="80"/>
+              <w:left w:type="dxa" w:w="100"/>
+              <w:bottom w:type="dxa" w:w="80"/>
+              <w:right w:type="dxa" w:w="100"/>
+            </w:tcMar>
+            <w:vAlign w:val="top"/>
+          </w:tcPr>
+          <w:p>
+            <w:pPr>
+              <w:spacing w:after="40"/>
               <w:jc w:val="center"/>
             </w:pPr>
             <w:r>
               <w:drawing>
                 <wp:inline distT="0" distB="0" distL="0" distR="0">
-                  <wp:extent cx="1047750" cy="790575"/>
+                  <wp:extent cx="876300" cy="657225"/>
                   <wp:effectExtent t="0" r="0" b="0" l="0"/>
                   <wp:docPr id="1" name="" descr="" title=""/>
                   <wp:cNvGraphicFramePr>
@@ -1240,7 +1628,7 @@
                         <pic:spPr bwMode="auto">
                           <a:xfrm>
                             <a:off x="0" y="0"/>
-                            <a:ext cx="1047750" cy="790575"/>
+                            <a:ext cx="876300" cy="657225"/>
                           </a:xfrm>
                           <a:prstGeom prst="rect">
                             <a:avLst/>
@@ -1253,69 +1641,10 @@
               </w:drawing>
             </w:r>
           </w:p>
-        </w:tc>
-        <w:tc>
-          <w:tcPr>
-            <w:tcW w:type="dxa" w:w="7560"/>
-            <w:tcMar>
-              <w:top w:type="dxa" w:w="100"/>
-              <w:left w:type="dxa" w:w="40"/>
-              <w:bottom w:type="dxa" w:w="100"/>
-              <w:right w:type="dxa" w:w="40"/>
-            </w:tcMar>
-            <w:vAlign w:val="center"/>
-          </w:tcPr>
-          <w:p>
-            <w:pPr>
-              <w:spacing w:after="50"/>
-            </w:pPr>
-            <w:r>
-              <w:rPr>
-                <w:b/>
-                <w:bCs/>
-                <w:color w:val="12355B"/>
-                <w:sz w:val="24"/>
-                <w:szCs w:val="24"/>
-              </w:rPr>
-              <w:t xml:space="preserve">Boundary point</w:t>
-            </w:r>
-            <w:r>
-              <w:rPr>
-                <w:i/>
-                <w:iCs/>
-                <w:color w:val="5F6F80"/>
-                <w:sz w:val="19"/>
-                <w:szCs w:val="19"/>
-              </w:rPr>
-              <w:t xml:space="preserve">   Punto límite</w:t>
-            </w:r>
-          </w:p>
-          <w:p>
-            <w:pPr>
-              <w:spacing w:after="40"/>
-            </w:pPr>
-            <w:r>
-              <w:rPr>
-                <w:sz w:val="21"/>
-                <w:szCs w:val="21"/>
-              </w:rPr>
-              <w:t xml:space="preserve">The number on the number line where the solution set starts.</w:t>
-            </w:r>
-          </w:p>
           <w:p>
             <w:pPr>
               <w:spacing w:after="0"/>
             </w:pPr>
-            <w:r>
-              <w:rPr>
-                <w:b/>
-                <w:bCs/>
-                <w:color w:val="1FA6A2"/>
-                <w:sz w:val="18"/>
-                <w:szCs w:val="18"/>
-              </w:rPr>
-              <w:t xml:space="preserve">Example:  </w:t>
-            </w:r>
             <w:r>
               <w:rPr>
                 <w:i/>
@@ -1329,23 +1658,6 @@
           </w:p>
         </w:tc>
       </w:tr>
-    </w:tbl>
-    <w:tbl>
-      <w:tblPr>
-        <w:tblW w:type="pct" w:w="100%"/>
-        <w:tblBorders>
-          <w:top w:val="none" w:color="FFFFFF" w:sz="0"/>
-          <w:left w:val="none" w:color="FFFFFF" w:sz="0"/>
-          <w:bottom w:val="single" w:color="C7D2DD" w:sz="4"/>
-          <w:right w:val="none" w:color="FFFFFF" w:sz="0"/>
-          <w:insideH w:val="none" w:color="FFFFFF" w:sz="0"/>
-          <w:insideV w:val="none" w:color="FFFFFF" w:sz="0"/>
-        </w:tblBorders>
-      </w:tblPr>
-      <w:tblGrid>
-        <w:gridCol w:w="1800"/>
-        <w:gridCol w:w="7560"/>
-      </w:tblGrid>
       <w:tr>
         <w:trPr>
           <w:cantSplit/>
@@ -1354,22 +1666,126 @@
           <w:tcPr>
             <w:tcW w:type="dxa" w:w="1800"/>
             <w:tcMar>
-              <w:top w:type="dxa" w:w="100"/>
-              <w:left w:type="dxa" w:w="40"/>
-              <w:bottom w:type="dxa" w:w="100"/>
-              <w:right w:type="dxa" w:w="120"/>
+              <w:top w:type="dxa" w:w="80"/>
+              <w:left w:type="dxa" w:w="100"/>
+              <w:bottom w:type="dxa" w:w="80"/>
+              <w:right w:type="dxa" w:w="100"/>
             </w:tcMar>
-            <w:vAlign w:val="center"/>
+            <w:vAlign w:val="top"/>
           </w:tcPr>
           <w:p>
             <w:pPr>
+              <w:spacing w:after="30"/>
+            </w:pPr>
+            <w:r>
+              <w:rPr>
+                <w:b/>
+                <w:bCs/>
+                <w:color w:val="12355B"/>
+                <w:sz w:val="21"/>
+                <w:szCs w:val="21"/>
+              </w:rPr>
+              <w:t xml:space="preserve">True statement</w:t>
+            </w:r>
+          </w:p>
+          <w:p>
+            <w:pPr>
               <w:spacing w:after="0"/>
+            </w:pPr>
+            <w:r>
+              <w:rPr>
+                <w:i/>
+                <w:iCs/>
+                <w:color w:val="5F6F80"/>
+                <w:sz w:val="18"/>
+                <w:szCs w:val="18"/>
+              </w:rPr>
+              <w:t xml:space="preserve">Enunciado verdadero</w:t>
+            </w:r>
+          </w:p>
+        </w:tc>
+        <w:tc>
+          <w:tcPr>
+            <w:tcW w:type="dxa" w:w="3160"/>
+            <w:tcMar>
+              <w:top w:type="dxa" w:w="80"/>
+              <w:left w:type="dxa" w:w="100"/>
+              <w:bottom w:type="dxa" w:w="80"/>
+              <w:right w:type="dxa" w:w="100"/>
+            </w:tcMar>
+            <w:vAlign w:val="top"/>
+          </w:tcPr>
+          <w:p>
+            <w:pPr>
+              <w:spacing w:after="0"/>
+            </w:pPr>
+            <w:r>
+              <w:rPr>
+                <w:sz w:val="20"/>
+                <w:szCs w:val="20"/>
+              </w:rPr>
+              <w:t xml:space="preserve">A sentence that the numbers make correct.</w:t>
+            </w:r>
+          </w:p>
+        </w:tc>
+        <w:tc>
+          <w:tcPr>
+            <w:tcW w:type="dxa" w:w="2200"/>
+            <w:tcMar>
+              <w:top w:type="dxa" w:w="80"/>
+              <w:left w:type="dxa" w:w="100"/>
+              <w:bottom w:type="dxa" w:w="80"/>
+              <w:right w:type="dxa" w:w="100"/>
+            </w:tcMar>
+            <w:vAlign w:val="top"/>
+          </w:tcPr>
+          <w:p>
+            <w:pPr>
+              <w:spacing w:after="40"/>
+            </w:pPr>
+            <w:r>
+              <w:rPr>
+                <w:i/>
+                <w:iCs/>
+                <w:color w:val="5F6F80"/>
+                <w:sz w:val="19"/>
+                <w:szCs w:val="19"/>
+              </w:rPr>
+              <w:t xml:space="preserve">Not True statement: write a counter-example that breaks the definition.</w:t>
+            </w:r>
+          </w:p>
+          <w:p>
+            <w:pPr>
+              <w:pBdr>
+                <w:bottom w:val="single" w:color="AFBECC" w:sz="6"/>
+              </w:pBdr>
+              <w:spacing w:after="30" w:before="150"/>
+            </w:pPr>
+            <w:r>
+              <w:t xml:space="preserve"/>
+            </w:r>
+          </w:p>
+        </w:tc>
+        <w:tc>
+          <w:tcPr>
+            <w:tcW w:type="dxa" w:w="2200"/>
+            <w:tcMar>
+              <w:top w:type="dxa" w:w="80"/>
+              <w:left w:type="dxa" w:w="100"/>
+              <w:bottom w:type="dxa" w:w="80"/>
+              <w:right w:type="dxa" w:w="100"/>
+            </w:tcMar>
+            <w:vAlign w:val="top"/>
+          </w:tcPr>
+          <w:p>
+            <w:pPr>
+              <w:spacing w:after="40"/>
               <w:jc w:val="center"/>
             </w:pPr>
             <w:r>
               <w:drawing>
                 <wp:inline distT="0" distB="0" distL="0" distR="0">
-                  <wp:extent cx="1047750" cy="790575"/>
+                  <wp:extent cx="876300" cy="657225"/>
                   <wp:effectExtent t="0" r="0" b="0" l="0"/>
                   <wp:docPr id="1" name="" descr="" title=""/>
                   <wp:cNvGraphicFramePr>
@@ -1394,7 +1810,7 @@
                         <pic:spPr bwMode="auto">
                           <a:xfrm>
                             <a:off x="0" y="0"/>
-                            <a:ext cx="1047750" cy="790575"/>
+                            <a:ext cx="876300" cy="657225"/>
                           </a:xfrm>
                           <a:prstGeom prst="rect">
                             <a:avLst/>
@@ -1407,69 +1823,10 @@
               </w:drawing>
             </w:r>
           </w:p>
-        </w:tc>
-        <w:tc>
-          <w:tcPr>
-            <w:tcW w:type="dxa" w:w="7560"/>
-            <w:tcMar>
-              <w:top w:type="dxa" w:w="100"/>
-              <w:left w:type="dxa" w:w="40"/>
-              <w:bottom w:type="dxa" w:w="100"/>
-              <w:right w:type="dxa" w:w="40"/>
-            </w:tcMar>
-            <w:vAlign w:val="center"/>
-          </w:tcPr>
-          <w:p>
-            <w:pPr>
-              <w:spacing w:after="50"/>
-            </w:pPr>
-            <w:r>
-              <w:rPr>
-                <w:b/>
-                <w:bCs/>
-                <w:color w:val="12355B"/>
-                <w:sz w:val="24"/>
-                <w:szCs w:val="24"/>
-              </w:rPr>
-              <w:t xml:space="preserve">True statement</w:t>
-            </w:r>
-            <w:r>
-              <w:rPr>
-                <w:i/>
-                <w:iCs/>
-                <w:color w:val="5F6F80"/>
-                <w:sz w:val="19"/>
-                <w:szCs w:val="19"/>
-              </w:rPr>
-              <w:t xml:space="preserve">   Enunciado verdadero</w:t>
-            </w:r>
-          </w:p>
-          <w:p>
-            <w:pPr>
-              <w:spacing w:after="40"/>
-            </w:pPr>
-            <w:r>
-              <w:rPr>
-                <w:sz w:val="21"/>
-                <w:szCs w:val="21"/>
-              </w:rPr>
-              <w:t xml:space="preserve">A sentence that the numbers make correct.</w:t>
-            </w:r>
-          </w:p>
           <w:p>
             <w:pPr>
               <w:spacing w:after="0"/>
             </w:pPr>
-            <w:r>
-              <w:rPr>
-                <w:b/>
-                <w:bCs/>
-                <w:color w:val="1FA6A2"/>
-                <w:sz w:val="18"/>
-                <w:szCs w:val="18"/>
-              </w:rPr>
-              <w:t xml:space="preserve">Example:  </w:t>
-            </w:r>
             <w:r>
               <w:rPr>
                 <w:i/>
@@ -3821,7 +4178,7 @@
           <w:sz w:val="19"/>
           <w:szCs w:val="19"/>
         </w:rPr>
-        <w:t xml:space="preserve">   You Do — show your work</w:t>
+        <w:t xml:space="preserve">   You Do — show your work and reasoning</w:t>
       </w:r>
     </w:p>
     <w:p>
@@ -3836,7 +4193,7 @@
           <w:sz w:val="19"/>
           <w:szCs w:val="19"/>
         </w:rPr>
-        <w:t xml:space="preserve">Solve each problem. Show your thinking in the work box.</w:t>
+        <w:t xml:space="preserve">Solve each problem in the middle column and explain your reasoning using the sentence starters on the right.</w:t>
       </w:r>
     </w:p>
     <w:p>
@@ -3865,120 +4222,258 @@
         <w:t xml:space="preserve">   extra scaffolding</w:t>
       </w:r>
     </w:p>
-    <w:p>
-      <w:pPr>
-        <w:keepNext/>
-        <w:spacing w:after="60" w:before="160"/>
-      </w:pPr>
-      <w:r>
-        <w:rPr>
-          <w:b/>
-          <w:bCs/>
-          <w:color w:val="12355B"/>
-          <w:sz w:val="22"/>
-          <w:szCs w:val="22"/>
-        </w:rPr>
-        <w:t xml:space="preserve">1.  </w:t>
-      </w:r>
-      <w:r>
-        <w:rPr>
-          <w:b/>
-          <w:bCs/>
-          <w:sz w:val="21"/>
-          <w:szCs w:val="21"/>
-        </w:rPr>
-        <w:t xml:space="preserve">Which graph represents x &gt; 8?</w:t>
-      </w:r>
-    </w:p>
-    <w:p>
-      <w:pPr>
-        <w:spacing w:after="40"/>
-        <w:ind w:left="420"/>
-      </w:pPr>
-      <w:r>
-        <w:rPr>
-          <w:sz w:val="20"/>
-          <w:szCs w:val="20"/>
-        </w:rPr>
-        <w:t xml:space="preserve">A)  Open circle at 8, shaded right</w:t>
-      </w:r>
-    </w:p>
-    <w:p>
-      <w:pPr>
-        <w:spacing w:after="40"/>
-        <w:ind w:left="420"/>
-      </w:pPr>
-      <w:r>
-        <w:rPr>
-          <w:sz w:val="20"/>
-          <w:szCs w:val="20"/>
-        </w:rPr>
-        <w:t xml:space="preserve">B)  Closed circle at 8, shaded right</w:t>
-      </w:r>
-    </w:p>
-    <w:p>
-      <w:pPr>
-        <w:spacing w:after="40"/>
-        <w:ind w:left="420"/>
-      </w:pPr>
-      <w:r>
-        <w:rPr>
-          <w:sz w:val="20"/>
-          <w:szCs w:val="20"/>
-        </w:rPr>
-        <w:t xml:space="preserve">C)  Open circle at 8, shaded left</w:t>
-      </w:r>
-    </w:p>
-    <w:p>
-      <w:pPr>
-        <w:spacing w:after="40"/>
-        <w:ind w:left="420"/>
-      </w:pPr>
-      <w:r>
-        <w:rPr>
-          <w:sz w:val="20"/>
-          <w:szCs w:val="20"/>
-        </w:rPr>
-        <w:t xml:space="preserve">D)  Closed circle at 8, shaded left</w:t>
-      </w:r>
-    </w:p>
-    <w:p>
-      <w:pPr>
-        <w:spacing w:after="20"/>
-      </w:pPr>
-      <w:r>
-        <w:t xml:space="preserve"/>
-      </w:r>
-    </w:p>
     <w:tbl>
       <w:tblPr>
-        <w:tblW w:type="pct" w:w="100%"/>
+        <w:tblW w:type="dxa" w:w="9360"/>
         <w:tblBorders>
           <w:top w:val="single" w:color="C7D2DD" w:sz="6"/>
           <w:left w:val="single" w:color="C7D2DD" w:sz="6"/>
           <w:bottom w:val="single" w:color="C7D2DD" w:sz="6"/>
           <w:right w:val="single" w:color="C7D2DD" w:sz="6"/>
-          <w:insideH w:val="single" w:color="auto" w:sz="4"/>
-          <w:insideV w:val="single" w:color="auto" w:sz="4"/>
+          <w:insideH w:val="single" w:color="C7D2DD" w:sz="6"/>
+          <w:insideV w:val="single" w:color="C7D2DD" w:sz="6"/>
         </w:tblBorders>
       </w:tblPr>
       <w:tblGrid>
-        <w:gridCol w:w="100"/>
+        <w:gridCol w:w="2800"/>
+        <w:gridCol w:w="3560"/>
+        <w:gridCol w:w="3000"/>
       </w:tblGrid>
       <w:tr>
+        <w:trPr>
+          <w:cantSplit/>
+          <w:tblHeader/>
+        </w:trPr>
         <w:tc>
           <w:tcPr>
+            <w:tcW w:type="dxa" w:w="2800"/>
+            <w:shd w:fill="EEF4F8" w:color="auto" w:val="clear"/>
+            <w:tcMar>
+              <w:top w:type="dxa" w:w="60"/>
+              <w:left w:type="dxa" w:w="100"/>
+              <w:bottom w:type="dxa" w:w="60"/>
+              <w:right w:type="dxa" w:w="100"/>
+            </w:tcMar>
+          </w:tcPr>
+          <w:p>
+            <w:pPr>
+              <w:spacing w:after="0"/>
+            </w:pPr>
+            <w:r>
+              <w:rPr>
+                <w:b/>
+                <w:bCs/>
+                <w:color w:val="12355B"/>
+                <w:sz w:val="16"/>
+                <w:szCs w:val="16"/>
+              </w:rPr>
+              <w:t xml:space="preserve">CORE PROBLEM / GIVEN REPRESENTATION</w:t>
+            </w:r>
+          </w:p>
+        </w:tc>
+        <w:tc>
+          <w:tcPr>
+            <w:tcW w:type="dxa" w:w="3560"/>
+            <w:shd w:fill="EEF4F8" w:color="auto" w:val="clear"/>
+            <w:tcMar>
+              <w:top w:type="dxa" w:w="60"/>
+              <w:left w:type="dxa" w:w="100"/>
+              <w:bottom w:type="dxa" w:w="60"/>
+              <w:right w:type="dxa" w:w="100"/>
+            </w:tcMar>
+          </w:tcPr>
+          <w:p>
+            <w:pPr>
+              <w:spacing w:after="0"/>
+            </w:pPr>
+            <w:r>
+              <w:rPr>
+                <w:b/>
+                <w:bCs/>
+                <w:color w:val="12355B"/>
+                <w:sz w:val="16"/>
+                <w:szCs w:val="16"/>
+              </w:rPr>
+              <w:t xml:space="preserve">WORKING SPACE / CALCULATION STEPS</w:t>
+            </w:r>
+          </w:p>
+        </w:tc>
+        <w:tc>
+          <w:tcPr>
+            <w:tcW w:type="dxa" w:w="3000"/>
             <w:shd w:fill="FBF3E2" w:color="auto" w:val="clear"/>
             <w:tcMar>
               <w:top w:type="dxa" w:w="60"/>
-              <w:left w:type="dxa" w:w="120"/>
+              <w:left w:type="dxa" w:w="100"/>
               <w:bottom w:type="dxa" w:w="60"/>
-              <w:right w:type="dxa" w:w="120"/>
+              <w:right w:type="dxa" w:w="100"/>
             </w:tcMar>
           </w:tcPr>
           <w:p>
             <w:pPr>
-              <w:spacing w:after="0" w:line="320"/>
+              <w:spacing w:after="0"/>
+            </w:pPr>
+            <w:r>
+              <w:rPr>
+                <w:b/>
+                <w:bCs/>
+                <w:color w:val="B97A12"/>
+                <w:sz w:val="16"/>
+                <w:szCs w:val="16"/>
+              </w:rPr>
+              <w:t xml:space="preserve">EXPLAIN YOUR REASONING</w:t>
+            </w:r>
+          </w:p>
+        </w:tc>
+      </w:tr>
+      <w:tr>
+        <w:trPr>
+          <w:cantSplit/>
+        </w:trPr>
+        <w:tc>
+          <w:tcPr>
+            <w:tcW w:type="dxa" w:w="2800"/>
+            <w:tcMar>
+              <w:top w:type="dxa" w:w="80"/>
+              <w:left w:type="dxa" w:w="100"/>
+              <w:bottom w:type="dxa" w:w="80"/>
+              <w:right w:type="dxa" w:w="100"/>
+            </w:tcMar>
+            <w:vAlign w:val="top"/>
+          </w:tcPr>
+          <w:p>
+            <w:pPr>
+              <w:spacing w:after="60"/>
+            </w:pPr>
+            <w:r>
+              <w:rPr>
+                <w:b/>
+                <w:bCs/>
+                <w:color w:val="12355B"/>
+                <w:sz w:val="21"/>
+                <w:szCs w:val="21"/>
+              </w:rPr>
+              <w:t xml:space="preserve">1.  </w:t>
+            </w:r>
+            <w:r>
+              <w:rPr>
+                <w:b/>
+                <w:bCs/>
+                <w:sz w:val="20"/>
+                <w:szCs w:val="20"/>
+              </w:rPr>
+              <w:t xml:space="preserve">Which graph represents x &gt; 8?</w:t>
+            </w:r>
+          </w:p>
+          <w:p>
+            <w:pPr>
+              <w:spacing w:after="30"/>
+              <w:ind w:left="180"/>
+            </w:pPr>
+            <w:r>
+              <w:rPr>
+                <w:sz w:val="19"/>
+                <w:szCs w:val="19"/>
+              </w:rPr>
+              <w:t xml:space="preserve">A)  Open circle at 8, shaded right</w:t>
+            </w:r>
+          </w:p>
+          <w:p>
+            <w:pPr>
+              <w:spacing w:after="30"/>
+              <w:ind w:left="180"/>
+            </w:pPr>
+            <w:r>
+              <w:rPr>
+                <w:sz w:val="19"/>
+                <w:szCs w:val="19"/>
+              </w:rPr>
+              <w:t xml:space="preserve">B)  Closed circle at 8, shaded right</w:t>
+            </w:r>
+          </w:p>
+          <w:p>
+            <w:pPr>
+              <w:spacing w:after="30"/>
+              <w:ind w:left="180"/>
+            </w:pPr>
+            <w:r>
+              <w:rPr>
+                <w:sz w:val="19"/>
+                <w:szCs w:val="19"/>
+              </w:rPr>
+              <w:t xml:space="preserve">C)  Open circle at 8, shaded left</w:t>
+            </w:r>
+          </w:p>
+          <w:p>
+            <w:pPr>
+              <w:spacing w:after="30"/>
+              <w:ind w:left="180"/>
+            </w:pPr>
+            <w:r>
+              <w:rPr>
+                <w:sz w:val="19"/>
+                <w:szCs w:val="19"/>
+              </w:rPr>
+              <w:t xml:space="preserve">D)  Closed circle at 8, shaded left</w:t>
+            </w:r>
+          </w:p>
+        </w:tc>
+        <w:tc>
+          <w:tcPr>
+            <w:tcW w:type="dxa" w:w="3560"/>
+            <w:tcMar>
+              <w:top w:type="dxa" w:w="80"/>
+              <w:left w:type="dxa" w:w="100"/>
+              <w:bottom w:type="dxa" w:w="80"/>
+              <w:right w:type="dxa" w:w="100"/>
+            </w:tcMar>
+            <w:vAlign w:val="top"/>
+          </w:tcPr>
+          <w:p>
+            <w:pPr>
+              <w:spacing w:after="40"/>
+            </w:pPr>
+            <w:r>
+              <w:rPr>
+                <w:b/>
+                <w:bCs/>
+                <w:color w:val="1FA6A2"/>
+                <w:sz w:val="19"/>
+                <w:szCs w:val="19"/>
+              </w:rPr>
+              <w:t xml:space="preserve">Solution:  </w:t>
+            </w:r>
+            <w:r>
+              <w:rPr>
+                <w:b/>
+                <w:bCs/>
+                <w:sz w:val="19"/>
+                <w:szCs w:val="19"/>
+              </w:rPr>
+              <w:t xml:space="preserve">A)  Open circle at 8, shaded right</w:t>
+            </w:r>
+          </w:p>
+          <w:p>
+            <w:pPr>
+              <w:spacing w:after="40"/>
+            </w:pPr>
+            <w:r>
+              <w:rPr>
+                <w:i/>
+                <w:iCs/>
+                <w:color w:val="5F6F80"/>
+                <w:sz w:val="18"/>
+                <w:szCs w:val="18"/>
+              </w:rPr>
+              <w:t xml:space="preserve">x &gt; 8 means 8 is NOT included (open circle) and values greater than 8 are shaded to the right.</w:t>
+            </w:r>
+          </w:p>
+          <w:p>
+            <w:pPr>
+              <w:pBdr>
+                <w:bottom w:val="single" w:color="AFBECC" w:sz="6"/>
+              </w:pBdr>
+              <w:spacing w:after="30" w:before="150"/>
             </w:pPr>
             <w:r>
               <w:t xml:space="preserve"/>
@@ -3986,7 +4481,125 @@
           </w:p>
           <w:p>
             <w:pPr>
-              <w:spacing w:after="0" w:line="320"/>
+              <w:pBdr>
+                <w:bottom w:val="single" w:color="AFBECC" w:sz="6"/>
+              </w:pBdr>
+              <w:spacing w:after="30" w:before="150"/>
+            </w:pPr>
+            <w:r>
+              <w:t xml:space="preserve"/>
+            </w:r>
+          </w:p>
+        </w:tc>
+        <w:tc>
+          <w:tcPr>
+            <w:tcW w:type="dxa" w:w="3000"/>
+            <w:shd w:fill="FBF3E2" w:color="auto" w:val="clear"/>
+            <w:tcMar>
+              <w:top w:type="dxa" w:w="80"/>
+              <w:left w:type="dxa" w:w="100"/>
+              <w:bottom w:type="dxa" w:w="80"/>
+              <w:right w:type="dxa" w:w="100"/>
+            </w:tcMar>
+            <w:vAlign w:val="top"/>
+          </w:tcPr>
+          <w:p>
+            <w:pPr>
+              <w:spacing w:after="40"/>
+            </w:pPr>
+            <w:r>
+              <w:rPr>
+                <w:b/>
+                <w:bCs/>
+                <w:color w:val="12355B"/>
+                <w:sz w:val="19"/>
+                <w:szCs w:val="19"/>
+              </w:rPr>
+              <w:t xml:space="preserve">Because... </w:t>
+            </w:r>
+            <w:r>
+              <w:rPr>
+                <w:color w:val="AFBECC"/>
+                <w:sz w:val="19"/>
+                <w:szCs w:val="19"/>
+              </w:rPr>
+              <w:t xml:space="preserve">________________</w:t>
+            </w:r>
+          </w:p>
+          <w:p>
+            <w:pPr>
+              <w:pBdr>
+                <w:bottom w:val="single" w:color="AFBECC" w:sz="6"/>
+              </w:pBdr>
+              <w:spacing w:after="30" w:before="150"/>
+            </w:pPr>
+            <w:r>
+              <w:t xml:space="preserve"/>
+            </w:r>
+          </w:p>
+          <w:p>
+            <w:pPr>
+              <w:spacing w:after="40" w:before="80"/>
+            </w:pPr>
+            <w:r>
+              <w:rPr>
+                <w:b/>
+                <w:bCs/>
+                <w:color w:val="6B4FA0"/>
+                <w:sz w:val="19"/>
+                <w:szCs w:val="19"/>
+              </w:rPr>
+              <w:t xml:space="preserve">Although... </w:t>
+            </w:r>
+            <w:r>
+              <w:rPr>
+                <w:color w:val="AFBECC"/>
+                <w:sz w:val="19"/>
+                <w:szCs w:val="19"/>
+              </w:rPr>
+              <w:t xml:space="preserve">_______________</w:t>
+            </w:r>
+          </w:p>
+          <w:p>
+            <w:pPr>
+              <w:pBdr>
+                <w:bottom w:val="single" w:color="AFBECC" w:sz="6"/>
+              </w:pBdr>
+              <w:spacing w:after="30" w:before="150"/>
+            </w:pPr>
+            <w:r>
+              <w:t xml:space="preserve"/>
+            </w:r>
+          </w:p>
+          <w:p>
+            <w:pPr>
+              <w:spacing w:after="40" w:before="80"/>
+            </w:pPr>
+            <w:r>
+              <w:rPr>
+                <w:b/>
+                <w:bCs/>
+                <w:color w:val="1FA6A2"/>
+                <w:sz w:val="19"/>
+                <w:szCs w:val="19"/>
+              </w:rPr>
+              <w:t xml:space="preserve">Therefore... </w:t>
+            </w:r>
+            <w:r>
+              <w:rPr>
+                <w:color w:val="AFBECC"/>
+                <w:sz w:val="19"/>
+                <w:szCs w:val="19"/>
+              </w:rPr>
+              <w:t xml:space="preserve">______________</w:t>
+            </w:r>
+          </w:p>
+          <w:p>
+            <w:pPr>
+              <w:pBdr>
+                <w:bottom w:val="single" w:color="AFBECC" w:sz="6"/>
+              </w:pBdr>
+              <w:spacing w:after="30" w:before="150"/>
             </w:pPr>
             <w:r>
               <w:t xml:space="preserve"/>
@@ -3997,84 +4610,7 @@
     </w:tbl>
     <w:p>
       <w:pPr>
-        <w:keepNext/>
-        <w:spacing w:after="60" w:before="160"/>
-      </w:pPr>
-      <w:r>
-        <w:rPr>
-          <w:b/>
-          <w:bCs/>
-          <w:color w:val="12355B"/>
-          <w:sz w:val="22"/>
-          <w:szCs w:val="22"/>
-        </w:rPr>
-        <w:t xml:space="preserve">2.  </w:t>
-      </w:r>
-      <w:r>
-        <w:rPr>
-          <w:b/>
-          <w:bCs/>
-          <w:sz w:val="21"/>
-          <w:szCs w:val="21"/>
-        </w:rPr>
-        <w:t xml:space="preserve">Which graph represents x ≤ 10?</w:t>
-      </w:r>
-    </w:p>
-    <w:p>
-      <w:pPr>
-        <w:spacing w:after="40"/>
-        <w:ind w:left="420"/>
-      </w:pPr>
-      <w:r>
-        <w:rPr>
-          <w:sz w:val="20"/>
-          <w:szCs w:val="20"/>
-        </w:rPr>
-        <w:t xml:space="preserve">A)  Closed circle at 10, shaded left</w:t>
-      </w:r>
-    </w:p>
-    <w:p>
-      <w:pPr>
-        <w:spacing w:after="40"/>
-        <w:ind w:left="420"/>
-      </w:pPr>
-      <w:r>
-        <w:rPr>
-          <w:sz w:val="20"/>
-          <w:szCs w:val="20"/>
-        </w:rPr>
-        <w:t xml:space="preserve">B)  Open circle at 10, shaded left</w:t>
-      </w:r>
-    </w:p>
-    <w:p>
-      <w:pPr>
-        <w:spacing w:after="40"/>
-        <w:ind w:left="420"/>
-      </w:pPr>
-      <w:r>
-        <w:rPr>
-          <w:sz w:val="20"/>
-          <w:szCs w:val="20"/>
-        </w:rPr>
-        <w:t xml:space="preserve">C)  Closed circle at 10, shaded right</w:t>
-      </w:r>
-    </w:p>
-    <w:p>
-      <w:pPr>
-        <w:spacing w:after="40"/>
-        <w:ind w:left="420"/>
-      </w:pPr>
-      <w:r>
-        <w:rPr>
-          <w:sz w:val="20"/>
-          <w:szCs w:val="20"/>
-        </w:rPr>
-        <w:t xml:space="preserve">D)  Open circle at 10, shaded right</w:t>
-      </w:r>
-    </w:p>
-    <w:p>
-      <w:pPr>
-        <w:spacing w:after="20"/>
+        <w:spacing w:after="80"/>
       </w:pPr>
       <w:r>
         <w:t xml:space="preserve"/>
@@ -4082,33 +4618,256 @@
     </w:p>
     <w:tbl>
       <w:tblPr>
-        <w:tblW w:type="pct" w:w="100%"/>
+        <w:tblW w:type="dxa" w:w="9360"/>
         <w:tblBorders>
           <w:top w:val="single" w:color="C7D2DD" w:sz="6"/>
           <w:left w:val="single" w:color="C7D2DD" w:sz="6"/>
           <w:bottom w:val="single" w:color="C7D2DD" w:sz="6"/>
           <w:right w:val="single" w:color="C7D2DD" w:sz="6"/>
-          <w:insideH w:val="single" w:color="auto" w:sz="4"/>
-          <w:insideV w:val="single" w:color="auto" w:sz="4"/>
+          <w:insideH w:val="single" w:color="C7D2DD" w:sz="6"/>
+          <w:insideV w:val="single" w:color="C7D2DD" w:sz="6"/>
         </w:tblBorders>
       </w:tblPr>
       <w:tblGrid>
-        <w:gridCol w:w="100"/>
+        <w:gridCol w:w="2800"/>
+        <w:gridCol w:w="3560"/>
+        <w:gridCol w:w="3000"/>
       </w:tblGrid>
       <w:tr>
+        <w:trPr>
+          <w:cantSplit/>
+          <w:tblHeader/>
+        </w:trPr>
         <w:tc>
           <w:tcPr>
+            <w:tcW w:type="dxa" w:w="2800"/>
+            <w:shd w:fill="EEF4F8" w:color="auto" w:val="clear"/>
+            <w:tcMar>
+              <w:top w:type="dxa" w:w="60"/>
+              <w:left w:type="dxa" w:w="100"/>
+              <w:bottom w:type="dxa" w:w="60"/>
+              <w:right w:type="dxa" w:w="100"/>
+            </w:tcMar>
+          </w:tcPr>
+          <w:p>
+            <w:pPr>
+              <w:spacing w:after="0"/>
+            </w:pPr>
+            <w:r>
+              <w:rPr>
+                <w:b/>
+                <w:bCs/>
+                <w:color w:val="12355B"/>
+                <w:sz w:val="16"/>
+                <w:szCs w:val="16"/>
+              </w:rPr>
+              <w:t xml:space="preserve">CORE PROBLEM / GIVEN REPRESENTATION</w:t>
+            </w:r>
+          </w:p>
+        </w:tc>
+        <w:tc>
+          <w:tcPr>
+            <w:tcW w:type="dxa" w:w="3560"/>
+            <w:shd w:fill="EEF4F8" w:color="auto" w:val="clear"/>
+            <w:tcMar>
+              <w:top w:type="dxa" w:w="60"/>
+              <w:left w:type="dxa" w:w="100"/>
+              <w:bottom w:type="dxa" w:w="60"/>
+              <w:right w:type="dxa" w:w="100"/>
+            </w:tcMar>
+          </w:tcPr>
+          <w:p>
+            <w:pPr>
+              <w:spacing w:after="0"/>
+            </w:pPr>
+            <w:r>
+              <w:rPr>
+                <w:b/>
+                <w:bCs/>
+                <w:color w:val="12355B"/>
+                <w:sz w:val="16"/>
+                <w:szCs w:val="16"/>
+              </w:rPr>
+              <w:t xml:space="preserve">WORKING SPACE / CALCULATION STEPS</w:t>
+            </w:r>
+          </w:p>
+        </w:tc>
+        <w:tc>
+          <w:tcPr>
+            <w:tcW w:type="dxa" w:w="3000"/>
             <w:shd w:fill="FBF3E2" w:color="auto" w:val="clear"/>
             <w:tcMar>
               <w:top w:type="dxa" w:w="60"/>
-              <w:left w:type="dxa" w:w="120"/>
+              <w:left w:type="dxa" w:w="100"/>
               <w:bottom w:type="dxa" w:w="60"/>
-              <w:right w:type="dxa" w:w="120"/>
+              <w:right w:type="dxa" w:w="100"/>
             </w:tcMar>
           </w:tcPr>
           <w:p>
             <w:pPr>
-              <w:spacing w:after="0" w:line="320"/>
+              <w:spacing w:after="0"/>
+            </w:pPr>
+            <w:r>
+              <w:rPr>
+                <w:b/>
+                <w:bCs/>
+                <w:color w:val="B97A12"/>
+                <w:sz w:val="16"/>
+                <w:szCs w:val="16"/>
+              </w:rPr>
+              <w:t xml:space="preserve">EXPLAIN YOUR REASONING</w:t>
+            </w:r>
+          </w:p>
+        </w:tc>
+      </w:tr>
+      <w:tr>
+        <w:trPr>
+          <w:cantSplit/>
+        </w:trPr>
+        <w:tc>
+          <w:tcPr>
+            <w:tcW w:type="dxa" w:w="2800"/>
+            <w:tcMar>
+              <w:top w:type="dxa" w:w="80"/>
+              <w:left w:type="dxa" w:w="100"/>
+              <w:bottom w:type="dxa" w:w="80"/>
+              <w:right w:type="dxa" w:w="100"/>
+            </w:tcMar>
+            <w:vAlign w:val="top"/>
+          </w:tcPr>
+          <w:p>
+            <w:pPr>
+              <w:spacing w:after="60"/>
+            </w:pPr>
+            <w:r>
+              <w:rPr>
+                <w:b/>
+                <w:bCs/>
+                <w:color w:val="12355B"/>
+                <w:sz w:val="21"/>
+                <w:szCs w:val="21"/>
+              </w:rPr>
+              <w:t xml:space="preserve">2.  </w:t>
+            </w:r>
+            <w:r>
+              <w:rPr>
+                <w:b/>
+                <w:bCs/>
+                <w:sz w:val="20"/>
+                <w:szCs w:val="20"/>
+              </w:rPr>
+              <w:t xml:space="preserve">Which graph represents x ≤ 10?</w:t>
+            </w:r>
+          </w:p>
+          <w:p>
+            <w:pPr>
+              <w:spacing w:after="30"/>
+              <w:ind w:left="180"/>
+            </w:pPr>
+            <w:r>
+              <w:rPr>
+                <w:sz w:val="19"/>
+                <w:szCs w:val="19"/>
+              </w:rPr>
+              <w:t xml:space="preserve">A)  Closed circle at 10, shaded left</w:t>
+            </w:r>
+          </w:p>
+          <w:p>
+            <w:pPr>
+              <w:spacing w:after="30"/>
+              <w:ind w:left="180"/>
+            </w:pPr>
+            <w:r>
+              <w:rPr>
+                <w:sz w:val="19"/>
+                <w:szCs w:val="19"/>
+              </w:rPr>
+              <w:t xml:space="preserve">B)  Open circle at 10, shaded left</w:t>
+            </w:r>
+          </w:p>
+          <w:p>
+            <w:pPr>
+              <w:spacing w:after="30"/>
+              <w:ind w:left="180"/>
+            </w:pPr>
+            <w:r>
+              <w:rPr>
+                <w:sz w:val="19"/>
+                <w:szCs w:val="19"/>
+              </w:rPr>
+              <w:t xml:space="preserve">C)  Closed circle at 10, shaded right</w:t>
+            </w:r>
+          </w:p>
+          <w:p>
+            <w:pPr>
+              <w:spacing w:after="30"/>
+              <w:ind w:left="180"/>
+            </w:pPr>
+            <w:r>
+              <w:rPr>
+                <w:sz w:val="19"/>
+                <w:szCs w:val="19"/>
+              </w:rPr>
+              <w:t xml:space="preserve">D)  Open circle at 10, shaded right</w:t>
+            </w:r>
+          </w:p>
+        </w:tc>
+        <w:tc>
+          <w:tcPr>
+            <w:tcW w:type="dxa" w:w="3560"/>
+            <w:tcMar>
+              <w:top w:type="dxa" w:w="80"/>
+              <w:left w:type="dxa" w:w="100"/>
+              <w:bottom w:type="dxa" w:w="80"/>
+              <w:right w:type="dxa" w:w="100"/>
+            </w:tcMar>
+            <w:vAlign w:val="top"/>
+          </w:tcPr>
+          <w:p>
+            <w:pPr>
+              <w:spacing w:after="40"/>
+            </w:pPr>
+            <w:r>
+              <w:rPr>
+                <w:b/>
+                <w:bCs/>
+                <w:color w:val="1FA6A2"/>
+                <w:sz w:val="19"/>
+                <w:szCs w:val="19"/>
+              </w:rPr>
+              <w:t xml:space="preserve">Solution:  </w:t>
+            </w:r>
+            <w:r>
+              <w:rPr>
+                <w:b/>
+                <w:bCs/>
+                <w:sz w:val="19"/>
+                <w:szCs w:val="19"/>
+              </w:rPr>
+              <w:t xml:space="preserve">A)  Closed circle at 10, shaded left</w:t>
+            </w:r>
+          </w:p>
+          <w:p>
+            <w:pPr>
+              <w:spacing w:after="40"/>
+            </w:pPr>
+            <w:r>
+              <w:rPr>
+                <w:i/>
+                <w:iCs/>
+                <w:color w:val="5F6F80"/>
+                <w:sz w:val="18"/>
+                <w:szCs w:val="18"/>
+              </w:rPr>
+              <w:t xml:space="preserve">x ≤ 10 means 10 IS included (closed circle) and values less than or equal to 10 are shaded (left).</w:t>
+            </w:r>
+          </w:p>
+          <w:p>
+            <w:pPr>
+              <w:pBdr>
+                <w:bottom w:val="single" w:color="AFBECC" w:sz="6"/>
+              </w:pBdr>
+              <w:spacing w:after="30" w:before="150"/>
             </w:pPr>
             <w:r>
               <w:t xml:space="preserve"/>
@@ -4116,7 +4875,125 @@
           </w:p>
           <w:p>
             <w:pPr>
-              <w:spacing w:after="0" w:line="320"/>
+              <w:pBdr>
+                <w:bottom w:val="single" w:color="AFBECC" w:sz="6"/>
+              </w:pBdr>
+              <w:spacing w:after="30" w:before="150"/>
+            </w:pPr>
+            <w:r>
+              <w:t xml:space="preserve"/>
+            </w:r>
+          </w:p>
+        </w:tc>
+        <w:tc>
+          <w:tcPr>
+            <w:tcW w:type="dxa" w:w="3000"/>
+            <w:shd w:fill="FBF3E2" w:color="auto" w:val="clear"/>
+            <w:tcMar>
+              <w:top w:type="dxa" w:w="80"/>
+              <w:left w:type="dxa" w:w="100"/>
+              <w:bottom w:type="dxa" w:w="80"/>
+              <w:right w:type="dxa" w:w="100"/>
+            </w:tcMar>
+            <w:vAlign w:val="top"/>
+          </w:tcPr>
+          <w:p>
+            <w:pPr>
+              <w:spacing w:after="40"/>
+            </w:pPr>
+            <w:r>
+              <w:rPr>
+                <w:b/>
+                <w:bCs/>
+                <w:color w:val="12355B"/>
+                <w:sz w:val="19"/>
+                <w:szCs w:val="19"/>
+              </w:rPr>
+              <w:t xml:space="preserve">Because... </w:t>
+            </w:r>
+            <w:r>
+              <w:rPr>
+                <w:color w:val="AFBECC"/>
+                <w:sz w:val="19"/>
+                <w:szCs w:val="19"/>
+              </w:rPr>
+              <w:t xml:space="preserve">________________</w:t>
+            </w:r>
+          </w:p>
+          <w:p>
+            <w:pPr>
+              <w:pBdr>
+                <w:bottom w:val="single" w:color="AFBECC" w:sz="6"/>
+              </w:pBdr>
+              <w:spacing w:after="30" w:before="150"/>
+            </w:pPr>
+            <w:r>
+              <w:t xml:space="preserve"/>
+            </w:r>
+          </w:p>
+          <w:p>
+            <w:pPr>
+              <w:spacing w:after="40" w:before="80"/>
+            </w:pPr>
+            <w:r>
+              <w:rPr>
+                <w:b/>
+                <w:bCs/>
+                <w:color w:val="6B4FA0"/>
+                <w:sz w:val="19"/>
+                <w:szCs w:val="19"/>
+              </w:rPr>
+              <w:t xml:space="preserve">Although... </w:t>
+            </w:r>
+            <w:r>
+              <w:rPr>
+                <w:color w:val="AFBECC"/>
+                <w:sz w:val="19"/>
+                <w:szCs w:val="19"/>
+              </w:rPr>
+              <w:t xml:space="preserve">_______________</w:t>
+            </w:r>
+          </w:p>
+          <w:p>
+            <w:pPr>
+              <w:pBdr>
+                <w:bottom w:val="single" w:color="AFBECC" w:sz="6"/>
+              </w:pBdr>
+              <w:spacing w:after="30" w:before="150"/>
+            </w:pPr>
+            <w:r>
+              <w:t xml:space="preserve"/>
+            </w:r>
+          </w:p>
+          <w:p>
+            <w:pPr>
+              <w:spacing w:after="40" w:before="80"/>
+            </w:pPr>
+            <w:r>
+              <w:rPr>
+                <w:b/>
+                <w:bCs/>
+                <w:color w:val="1FA6A2"/>
+                <w:sz w:val="19"/>
+                <w:szCs w:val="19"/>
+              </w:rPr>
+              <w:t xml:space="preserve">Therefore... </w:t>
+            </w:r>
+            <w:r>
+              <w:rPr>
+                <w:color w:val="AFBECC"/>
+                <w:sz w:val="19"/>
+                <w:szCs w:val="19"/>
+              </w:rPr>
+              <w:t xml:space="preserve">______________</w:t>
+            </w:r>
+          </w:p>
+          <w:p>
+            <w:pPr>
+              <w:pBdr>
+                <w:bottom w:val="single" w:color="AFBECC" w:sz="6"/>
+              </w:pBdr>
+              <w:spacing w:after="30" w:before="150"/>
             </w:pPr>
             <w:r>
               <w:t xml:space="preserve"/>
@@ -4125,6 +5002,14 @@
         </w:tc>
       </w:tr>
     </w:tbl>
+    <w:p>
+      <w:pPr>
+        <w:spacing w:after="80"/>
+      </w:pPr>
+      <w:r>
+        <w:t xml:space="preserve"/>
+      </w:r>
+    </w:p>
     <w:p>
       <w:pPr>
         <w:pStyle w:val="Heading2"/>
@@ -4151,120 +5036,258 @@
         <w:t xml:space="preserve">   grade-level practice</w:t>
       </w:r>
     </w:p>
-    <w:p>
-      <w:pPr>
-        <w:keepNext/>
-        <w:spacing w:after="60" w:before="160"/>
-      </w:pPr>
-      <w:r>
-        <w:rPr>
-          <w:b/>
-          <w:bCs/>
-          <w:color w:val="12355B"/>
-          <w:sz w:val="22"/>
-          <w:szCs w:val="22"/>
-        </w:rPr>
-        <w:t xml:space="preserve">3.  </w:t>
-      </w:r>
-      <w:r>
-        <w:rPr>
-          <w:b/>
-          <w:bCs/>
-          <w:sz w:val="21"/>
-          <w:szCs w:val="21"/>
-        </w:rPr>
-        <w:t xml:space="preserve">A number line shows a closed circle at 8 and is shaded to the left. Which inequality does this represent?</w:t>
-      </w:r>
-    </w:p>
-    <w:p>
-      <w:pPr>
-        <w:spacing w:after="40"/>
-        <w:ind w:left="420"/>
-      </w:pPr>
-      <w:r>
-        <w:rPr>
-          <w:sz w:val="20"/>
-          <w:szCs w:val="20"/>
-        </w:rPr>
-        <w:t xml:space="preserve">A)  x ≤ 8</w:t>
-      </w:r>
-    </w:p>
-    <w:p>
-      <w:pPr>
-        <w:spacing w:after="40"/>
-        <w:ind w:left="420"/>
-      </w:pPr>
-      <w:r>
-        <w:rPr>
-          <w:sz w:val="20"/>
-          <w:szCs w:val="20"/>
-        </w:rPr>
-        <w:t xml:space="preserve">B)  x &lt; 8</w:t>
-      </w:r>
-    </w:p>
-    <w:p>
-      <w:pPr>
-        <w:spacing w:after="40"/>
-        <w:ind w:left="420"/>
-      </w:pPr>
-      <w:r>
-        <w:rPr>
-          <w:sz w:val="20"/>
-          <w:szCs w:val="20"/>
-        </w:rPr>
-        <w:t xml:space="preserve">C)  x ≥ 8</w:t>
-      </w:r>
-    </w:p>
-    <w:p>
-      <w:pPr>
-        <w:spacing w:after="40"/>
-        <w:ind w:left="420"/>
-      </w:pPr>
-      <w:r>
-        <w:rPr>
-          <w:sz w:val="20"/>
-          <w:szCs w:val="20"/>
-        </w:rPr>
-        <w:t xml:space="preserve">D)  x &gt; 8</w:t>
-      </w:r>
-    </w:p>
-    <w:p>
-      <w:pPr>
-        <w:spacing w:after="20"/>
-      </w:pPr>
-      <w:r>
-        <w:t xml:space="preserve"/>
-      </w:r>
-    </w:p>
     <w:tbl>
       <w:tblPr>
-        <w:tblW w:type="pct" w:w="100%"/>
+        <w:tblW w:type="dxa" w:w="9360"/>
         <w:tblBorders>
           <w:top w:val="single" w:color="C7D2DD" w:sz="6"/>
           <w:left w:val="single" w:color="C7D2DD" w:sz="6"/>
           <w:bottom w:val="single" w:color="C7D2DD" w:sz="6"/>
           <w:right w:val="single" w:color="C7D2DD" w:sz="6"/>
-          <w:insideH w:val="single" w:color="auto" w:sz="4"/>
-          <w:insideV w:val="single" w:color="auto" w:sz="4"/>
+          <w:insideH w:val="single" w:color="C7D2DD" w:sz="6"/>
+          <w:insideV w:val="single" w:color="C7D2DD" w:sz="6"/>
         </w:tblBorders>
       </w:tblPr>
       <w:tblGrid>
-        <w:gridCol w:w="100"/>
+        <w:gridCol w:w="2800"/>
+        <w:gridCol w:w="3560"/>
+        <w:gridCol w:w="3000"/>
       </w:tblGrid>
       <w:tr>
+        <w:trPr>
+          <w:cantSplit/>
+          <w:tblHeader/>
+        </w:trPr>
         <w:tc>
           <w:tcPr>
+            <w:tcW w:type="dxa" w:w="2800"/>
+            <w:shd w:fill="EEF4F8" w:color="auto" w:val="clear"/>
+            <w:tcMar>
+              <w:top w:type="dxa" w:w="60"/>
+              <w:left w:type="dxa" w:w="100"/>
+              <w:bottom w:type="dxa" w:w="60"/>
+              <w:right w:type="dxa" w:w="100"/>
+            </w:tcMar>
+          </w:tcPr>
+          <w:p>
+            <w:pPr>
+              <w:spacing w:after="0"/>
+            </w:pPr>
+            <w:r>
+              <w:rPr>
+                <w:b/>
+                <w:bCs/>
+                <w:color w:val="12355B"/>
+                <w:sz w:val="16"/>
+                <w:szCs w:val="16"/>
+              </w:rPr>
+              <w:t xml:space="preserve">CORE PROBLEM / GIVEN REPRESENTATION</w:t>
+            </w:r>
+          </w:p>
+        </w:tc>
+        <w:tc>
+          <w:tcPr>
+            <w:tcW w:type="dxa" w:w="3560"/>
+            <w:shd w:fill="EEF4F8" w:color="auto" w:val="clear"/>
+            <w:tcMar>
+              <w:top w:type="dxa" w:w="60"/>
+              <w:left w:type="dxa" w:w="100"/>
+              <w:bottom w:type="dxa" w:w="60"/>
+              <w:right w:type="dxa" w:w="100"/>
+            </w:tcMar>
+          </w:tcPr>
+          <w:p>
+            <w:pPr>
+              <w:spacing w:after="0"/>
+            </w:pPr>
+            <w:r>
+              <w:rPr>
+                <w:b/>
+                <w:bCs/>
+                <w:color w:val="12355B"/>
+                <w:sz w:val="16"/>
+                <w:szCs w:val="16"/>
+              </w:rPr>
+              <w:t xml:space="preserve">WORKING SPACE / CALCULATION STEPS</w:t>
+            </w:r>
+          </w:p>
+        </w:tc>
+        <w:tc>
+          <w:tcPr>
+            <w:tcW w:type="dxa" w:w="3000"/>
             <w:shd w:fill="FBF3E2" w:color="auto" w:val="clear"/>
             <w:tcMar>
               <w:top w:type="dxa" w:w="60"/>
-              <w:left w:type="dxa" w:w="120"/>
+              <w:left w:type="dxa" w:w="100"/>
               <w:bottom w:type="dxa" w:w="60"/>
-              <w:right w:type="dxa" w:w="120"/>
+              <w:right w:type="dxa" w:w="100"/>
             </w:tcMar>
           </w:tcPr>
           <w:p>
             <w:pPr>
-              <w:spacing w:after="0" w:line="320"/>
+              <w:spacing w:after="0"/>
+            </w:pPr>
+            <w:r>
+              <w:rPr>
+                <w:b/>
+                <w:bCs/>
+                <w:color w:val="B97A12"/>
+                <w:sz w:val="16"/>
+                <w:szCs w:val="16"/>
+              </w:rPr>
+              <w:t xml:space="preserve">EXPLAIN YOUR REASONING</w:t>
+            </w:r>
+          </w:p>
+        </w:tc>
+      </w:tr>
+      <w:tr>
+        <w:trPr>
+          <w:cantSplit/>
+        </w:trPr>
+        <w:tc>
+          <w:tcPr>
+            <w:tcW w:type="dxa" w:w="2800"/>
+            <w:tcMar>
+              <w:top w:type="dxa" w:w="80"/>
+              <w:left w:type="dxa" w:w="100"/>
+              <w:bottom w:type="dxa" w:w="80"/>
+              <w:right w:type="dxa" w:w="100"/>
+            </w:tcMar>
+            <w:vAlign w:val="top"/>
+          </w:tcPr>
+          <w:p>
+            <w:pPr>
+              <w:spacing w:after="60"/>
+            </w:pPr>
+            <w:r>
+              <w:rPr>
+                <w:b/>
+                <w:bCs/>
+                <w:color w:val="12355B"/>
+                <w:sz w:val="21"/>
+                <w:szCs w:val="21"/>
+              </w:rPr>
+              <w:t xml:space="preserve">3.  </w:t>
+            </w:r>
+            <w:r>
+              <w:rPr>
+                <w:b/>
+                <w:bCs/>
+                <w:sz w:val="20"/>
+                <w:szCs w:val="20"/>
+              </w:rPr>
+              <w:t xml:space="preserve">A number line shows a closed circle at 8 and is shaded to the left. Which inequality does this represent?</w:t>
+            </w:r>
+          </w:p>
+          <w:p>
+            <w:pPr>
+              <w:spacing w:after="30"/>
+              <w:ind w:left="180"/>
+            </w:pPr>
+            <w:r>
+              <w:rPr>
+                <w:sz w:val="19"/>
+                <w:szCs w:val="19"/>
+              </w:rPr>
+              <w:t xml:space="preserve">A)  x ≤ 8</w:t>
+            </w:r>
+          </w:p>
+          <w:p>
+            <w:pPr>
+              <w:spacing w:after="30"/>
+              <w:ind w:left="180"/>
+            </w:pPr>
+            <w:r>
+              <w:rPr>
+                <w:sz w:val="19"/>
+                <w:szCs w:val="19"/>
+              </w:rPr>
+              <w:t xml:space="preserve">B)  x &lt; 8</w:t>
+            </w:r>
+          </w:p>
+          <w:p>
+            <w:pPr>
+              <w:spacing w:after="30"/>
+              <w:ind w:left="180"/>
+            </w:pPr>
+            <w:r>
+              <w:rPr>
+                <w:sz w:val="19"/>
+                <w:szCs w:val="19"/>
+              </w:rPr>
+              <w:t xml:space="preserve">C)  x ≥ 8</w:t>
+            </w:r>
+          </w:p>
+          <w:p>
+            <w:pPr>
+              <w:spacing w:after="30"/>
+              <w:ind w:left="180"/>
+            </w:pPr>
+            <w:r>
+              <w:rPr>
+                <w:sz w:val="19"/>
+                <w:szCs w:val="19"/>
+              </w:rPr>
+              <w:t xml:space="preserve">D)  x &gt; 8</w:t>
+            </w:r>
+          </w:p>
+        </w:tc>
+        <w:tc>
+          <w:tcPr>
+            <w:tcW w:type="dxa" w:w="3560"/>
+            <w:tcMar>
+              <w:top w:type="dxa" w:w="80"/>
+              <w:left w:type="dxa" w:w="100"/>
+              <w:bottom w:type="dxa" w:w="80"/>
+              <w:right w:type="dxa" w:w="100"/>
+            </w:tcMar>
+            <w:vAlign w:val="top"/>
+          </w:tcPr>
+          <w:p>
+            <w:pPr>
+              <w:spacing w:after="40"/>
+            </w:pPr>
+            <w:r>
+              <w:rPr>
+                <w:b/>
+                <w:bCs/>
+                <w:color w:val="1FA6A2"/>
+                <w:sz w:val="19"/>
+                <w:szCs w:val="19"/>
+              </w:rPr>
+              <w:t xml:space="preserve">Solution:  </w:t>
+            </w:r>
+            <w:r>
+              <w:rPr>
+                <w:b/>
+                <w:bCs/>
+                <w:sz w:val="19"/>
+                <w:szCs w:val="19"/>
+              </w:rPr>
+              <w:t xml:space="preserve">A)  x ≤ 8</w:t>
+            </w:r>
+          </w:p>
+          <w:p>
+            <w:pPr>
+              <w:spacing w:after="40"/>
+            </w:pPr>
+            <w:r>
+              <w:rPr>
+                <w:i/>
+                <w:iCs/>
+                <w:color w:val="5F6F80"/>
+                <w:sz w:val="18"/>
+                <w:szCs w:val="18"/>
+              </w:rPr>
+              <w:t xml:space="preserve">Closed circle means the value is included (≤ or ≥). Shaded left means less than or equal to: x ≤ 8.</w:t>
+            </w:r>
+          </w:p>
+          <w:p>
+            <w:pPr>
+              <w:pBdr>
+                <w:bottom w:val="single" w:color="AFBECC" w:sz="6"/>
+              </w:pBdr>
+              <w:spacing w:after="30" w:before="150"/>
             </w:pPr>
             <w:r>
               <w:t xml:space="preserve"/>
@@ -4272,7 +5295,125 @@
           </w:p>
           <w:p>
             <w:pPr>
-              <w:spacing w:after="0" w:line="320"/>
+              <w:pBdr>
+                <w:bottom w:val="single" w:color="AFBECC" w:sz="6"/>
+              </w:pBdr>
+              <w:spacing w:after="30" w:before="150"/>
+            </w:pPr>
+            <w:r>
+              <w:t xml:space="preserve"/>
+            </w:r>
+          </w:p>
+        </w:tc>
+        <w:tc>
+          <w:tcPr>
+            <w:tcW w:type="dxa" w:w="3000"/>
+            <w:shd w:fill="FBF3E2" w:color="auto" w:val="clear"/>
+            <w:tcMar>
+              <w:top w:type="dxa" w:w="80"/>
+              <w:left w:type="dxa" w:w="100"/>
+              <w:bottom w:type="dxa" w:w="80"/>
+              <w:right w:type="dxa" w:w="100"/>
+            </w:tcMar>
+            <w:vAlign w:val="top"/>
+          </w:tcPr>
+          <w:p>
+            <w:pPr>
+              <w:spacing w:after="40"/>
+            </w:pPr>
+            <w:r>
+              <w:rPr>
+                <w:b/>
+                <w:bCs/>
+                <w:color w:val="12355B"/>
+                <w:sz w:val="19"/>
+                <w:szCs w:val="19"/>
+              </w:rPr>
+              <w:t xml:space="preserve">Because... </w:t>
+            </w:r>
+            <w:r>
+              <w:rPr>
+                <w:color w:val="AFBECC"/>
+                <w:sz w:val="19"/>
+                <w:szCs w:val="19"/>
+              </w:rPr>
+              <w:t xml:space="preserve">________________</w:t>
+            </w:r>
+          </w:p>
+          <w:p>
+            <w:pPr>
+              <w:pBdr>
+                <w:bottom w:val="single" w:color="AFBECC" w:sz="6"/>
+              </w:pBdr>
+              <w:spacing w:after="30" w:before="150"/>
+            </w:pPr>
+            <w:r>
+              <w:t xml:space="preserve"/>
+            </w:r>
+          </w:p>
+          <w:p>
+            <w:pPr>
+              <w:spacing w:after="40" w:before="80"/>
+            </w:pPr>
+            <w:r>
+              <w:rPr>
+                <w:b/>
+                <w:bCs/>
+                <w:color w:val="6B4FA0"/>
+                <w:sz w:val="19"/>
+                <w:szCs w:val="19"/>
+              </w:rPr>
+              <w:t xml:space="preserve">Although... </w:t>
+            </w:r>
+            <w:r>
+              <w:rPr>
+                <w:color w:val="AFBECC"/>
+                <w:sz w:val="19"/>
+                <w:szCs w:val="19"/>
+              </w:rPr>
+              <w:t xml:space="preserve">_______________</w:t>
+            </w:r>
+          </w:p>
+          <w:p>
+            <w:pPr>
+              <w:pBdr>
+                <w:bottom w:val="single" w:color="AFBECC" w:sz="6"/>
+              </w:pBdr>
+              <w:spacing w:after="30" w:before="150"/>
+            </w:pPr>
+            <w:r>
+              <w:t xml:space="preserve"/>
+            </w:r>
+          </w:p>
+          <w:p>
+            <w:pPr>
+              <w:spacing w:after="40" w:before="80"/>
+            </w:pPr>
+            <w:r>
+              <w:rPr>
+                <w:b/>
+                <w:bCs/>
+                <w:color w:val="1FA6A2"/>
+                <w:sz w:val="19"/>
+                <w:szCs w:val="19"/>
+              </w:rPr>
+              <w:t xml:space="preserve">Therefore... </w:t>
+            </w:r>
+            <w:r>
+              <w:rPr>
+                <w:color w:val="AFBECC"/>
+                <w:sz w:val="19"/>
+                <w:szCs w:val="19"/>
+              </w:rPr>
+              <w:t xml:space="preserve">______________</w:t>
+            </w:r>
+          </w:p>
+          <w:p>
+            <w:pPr>
+              <w:pBdr>
+                <w:bottom w:val="single" w:color="AFBECC" w:sz="6"/>
+              </w:pBdr>
+              <w:spacing w:after="30" w:before="150"/>
             </w:pPr>
             <w:r>
               <w:t xml:space="preserve"/>
@@ -4281,6 +5422,14 @@
         </w:tc>
       </w:tr>
     </w:tbl>
+    <w:p>
+      <w:pPr>
+        <w:spacing w:after="80"/>
+      </w:pPr>
+      <w:r>
+        <w:t xml:space="preserve"/>
+      </w:r>
+    </w:p>
     <w:p>
       <w:pPr>
         <w:pStyle w:val="Heading1"/>
@@ -4399,6 +5548,149 @@
         <w:t xml:space="preserve"/>
       </w:r>
     </w:p>
+    <w:p>
+      <w:pPr>
+        <w:spacing w:after="60"/>
+      </w:pPr>
+      <w:r>
+        <w:t xml:space="preserve"/>
+      </w:r>
+    </w:p>
+    <w:tbl>
+      <w:tblPr>
+        <w:tblW w:type="dxa" w:w="9360"/>
+        <w:tblBorders>
+          <w:top w:val="single" w:color="C7D2DD" w:sz="6"/>
+          <w:left w:val="single" w:color="C7D2DD" w:sz="6"/>
+          <w:bottom w:val="single" w:color="C7D2DD" w:sz="6"/>
+          <w:right w:val="single" w:color="C7D2DD" w:sz="6"/>
+          <w:insideH w:val="single" w:color="C7D2DD" w:sz="6"/>
+          <w:insideV w:val="single" w:color="C7D2DD" w:sz="6"/>
+        </w:tblBorders>
+      </w:tblPr>
+      <w:tblGrid>
+        <w:gridCol w:w="3120"/>
+        <w:gridCol w:w="3120"/>
+        <w:gridCol w:w="3120"/>
+      </w:tblGrid>
+      <w:tr>
+        <w:trPr>
+          <w:cantSplit/>
+          <w:tblHeader/>
+        </w:trPr>
+        <w:tc>
+          <w:tcPr>
+            <w:tcW w:type="dxa" w:w="9360"/>
+            <w:gridSpan w:val="3"/>
+            <w:shd w:fill="EEF4F8" w:color="auto" w:val="clear"/>
+            <w:tcMar>
+              <w:top w:type="dxa" w:w="60"/>
+              <w:left w:type="dxa" w:w="100"/>
+              <w:bottom w:type="dxa" w:w="60"/>
+              <w:right w:type="dxa" w:w="100"/>
+            </w:tcMar>
+          </w:tcPr>
+          <w:p>
+            <w:pPr>
+              <w:spacing w:after="0"/>
+            </w:pPr>
+            <w:r>
+              <w:rPr>
+                <w:b/>
+                <w:bCs/>
+                <w:color w:val="12355B"/>
+                <w:sz w:val="18"/>
+                <w:szCs w:val="18"/>
+              </w:rPr>
+              <w:t xml:space="preserve">EXIT CHECK · 3-POINT SELF-ASSESSMENT CHECKLIST</w:t>
+            </w:r>
+          </w:p>
+        </w:tc>
+      </w:tr>
+      <w:tr>
+        <w:trPr>
+          <w:cantSplit/>
+        </w:trPr>
+        <w:tc>
+          <w:tcPr>
+            <w:tcW w:type="dxa" w:w="3120"/>
+            <w:tcMar>
+              <w:top w:type="dxa" w:w="80"/>
+              <w:left w:type="dxa" w:w="100"/>
+              <w:bottom w:type="dxa" w:w="80"/>
+              <w:right w:type="dxa" w:w="100"/>
+            </w:tcMar>
+          </w:tcPr>
+          <w:p>
+            <w:pPr>
+              <w:spacing w:after="0"/>
+            </w:pPr>
+            <w:r>
+              <w:rPr>
+                <w:b/>
+                <w:bCs/>
+                <w:color w:val="1A2733"/>
+                <w:sz w:val="18"/>
+                <w:szCs w:val="18"/>
+              </w:rPr>
+              <w:t xml:space="preserve">☐ 1. Units &amp; Labels Verified</w:t>
+            </w:r>
+          </w:p>
+        </w:tc>
+        <w:tc>
+          <w:tcPr>
+            <w:tcW w:type="dxa" w:w="3120"/>
+            <w:tcMar>
+              <w:top w:type="dxa" w:w="80"/>
+              <w:left w:type="dxa" w:w="100"/>
+              <w:bottom w:type="dxa" w:w="80"/>
+              <w:right w:type="dxa" w:w="100"/>
+            </w:tcMar>
+          </w:tcPr>
+          <w:p>
+            <w:pPr>
+              <w:spacing w:after="0"/>
+            </w:pPr>
+            <w:r>
+              <w:rPr>
+                <w:b/>
+                <w:bCs/>
+                <w:color w:val="1A2733"/>
+                <w:sz w:val="18"/>
+                <w:szCs w:val="18"/>
+              </w:rPr>
+              <w:t xml:space="preserve">☐ 2. Reasoning Stated (Because / Although / Therefore)</w:t>
+            </w:r>
+          </w:p>
+        </w:tc>
+        <w:tc>
+          <w:tcPr>
+            <w:tcW w:type="dxa" w:w="3120"/>
+            <w:tcMar>
+              <w:top w:type="dxa" w:w="80"/>
+              <w:left w:type="dxa" w:w="100"/>
+              <w:bottom w:type="dxa" w:w="80"/>
+              <w:right w:type="dxa" w:w="100"/>
+            </w:tcMar>
+          </w:tcPr>
+          <w:p>
+            <w:pPr>
+              <w:spacing w:after="0"/>
+            </w:pPr>
+            <w:r>
+              <w:rPr>
+                <w:b/>
+                <w:bCs/>
+                <w:color w:val="1A2733"/>
+                <w:sz w:val="18"/>
+                <w:szCs w:val="18"/>
+              </w:rPr>
+              <w:t xml:space="preserve">☐ 3. Calculations Double-Checked</w:t>
+            </w:r>
+          </w:p>
+        </w:tc>
+      </w:tr>
+    </w:tbl>
     <w:p>
       <w:pPr>
         <w:pStyle w:val="Heading1"/>
